--- a/rapports/2026-06-24/rapport_hebdo_2026-06-24.docx
+++ b/rapports/2026-06-24/rapport_hebdo_2026-06-24.docx
@@ -394,7 +394,7 @@
               <w:rPr>
                 <w:sz w:val="18"/>
               </w:rPr>
-              <w:t>MATAR GUEYE (EQ4)</w:t>
+              <w:t>EL HADJ FALLOU DIALLO (EQ24)</w:t>
             </w:r>
           </w:p>
         </w:tc>
@@ -436,7 +436,7 @@
               <w:rPr>
                 <w:sz w:val="18"/>
               </w:rPr>
-              <w:t>3</w:t>
+              <w:t>0</w:t>
             </w:r>
           </w:p>
         </w:tc>
@@ -466,7 +466,7 @@
               <w:rPr>
                 <w:sz w:val="18"/>
               </w:rPr>
-              <w:t>FATOU MARIE MBODJI (EQ2)</w:t>
+              <w:t>MATAR GUEYE (EQ4)</w:t>
             </w:r>
           </w:p>
         </w:tc>
@@ -508,7 +508,7 @@
               <w:rPr>
                 <w:sz w:val="18"/>
               </w:rPr>
-              <w:t>1</w:t>
+              <w:t>3</w:t>
             </w:r>
           </w:p>
         </w:tc>
@@ -538,7 +538,7 @@
               <w:rPr>
                 <w:sz w:val="18"/>
               </w:rPr>
-              <w:t>EL HADJ FALLOU DIALLO (EQ24)</w:t>
+              <w:t>AMADOU GUEYE (EQ26)</w:t>
             </w:r>
           </w:p>
         </w:tc>
@@ -610,7 +610,7 @@
               <w:rPr>
                 <w:sz w:val="18"/>
               </w:rPr>
-              <w:t>BAYE CHEIKH NIANG (EQ10)</w:t>
+              <w:t>FATOU MARIE MBODJI (EQ2)</w:t>
             </w:r>
           </w:p>
         </w:tc>
@@ -638,7 +638,7 @@
               <w:rPr>
                 <w:sz w:val="18"/>
               </w:rPr>
-              <w:t>4</w:t>
+              <w:t>5</w:t>
             </w:r>
           </w:p>
         </w:tc>
@@ -652,7 +652,7 @@
               <w:rPr>
                 <w:sz w:val="18"/>
               </w:rPr>
-              <w:t>0</w:t>
+              <w:t>1</w:t>
             </w:r>
           </w:p>
         </w:tc>
@@ -666,7 +666,7 @@
               <w:rPr>
                 <w:sz w:val="18"/>
               </w:rPr>
-              <w:t>40</w:t>
+              <w:t>50</w:t>
             </w:r>
           </w:p>
         </w:tc>
@@ -682,7 +682,7 @@
               <w:rPr>
                 <w:sz w:val="18"/>
               </w:rPr>
-              <w:t>DJIBRIL BA (EQ6)</w:t>
+              <w:t>FATOU NDIAYE GAYE (EQ11)</w:t>
             </w:r>
           </w:p>
         </w:tc>
@@ -754,7 +754,7 @@
               <w:rPr>
                 <w:sz w:val="18"/>
               </w:rPr>
-              <w:t>ALASSANE NDOYE DIALLO (EQ18)</w:t>
+              <w:t>BAYE CHEIKH NIANG (EQ10)</w:t>
             </w:r>
           </w:p>
         </w:tc>
@@ -970,7 +970,7 @@
               <w:rPr>
                 <w:sz w:val="18"/>
               </w:rPr>
-              <w:t>DAME NIANG (EQ23)</w:t>
+              <w:t>DOUDOU SANE (EQ19)</w:t>
             </w:r>
           </w:p>
         </w:tc>
@@ -1042,7 +1042,7 @@
               <w:rPr>
                 <w:sz w:val="18"/>
               </w:rPr>
-              <w:t>DOUDOU SANE (EQ19)</w:t>
+              <w:t>ALASSANE NDOYE DIALLO (EQ18)</w:t>
             </w:r>
           </w:p>
         </w:tc>
@@ -1186,7 +1186,7 @@
               <w:rPr>
                 <w:sz w:val="18"/>
               </w:rPr>
-              <w:t>MANSOUR NDAO (EQ20)</w:t>
+              <w:t>MAMADOU MOURTALLA DIENG (EQ15)</w:t>
             </w:r>
           </w:p>
         </w:tc>
@@ -1258,7 +1258,7 @@
               <w:rPr>
                 <w:sz w:val="18"/>
               </w:rPr>
-              <w:t>AMADOU GUEYE (EQ26)</w:t>
+              <w:t>MANSOUR NDAO (EQ20)</w:t>
             </w:r>
           </w:p>
         </w:tc>
@@ -1300,7 +1300,7 @@
               <w:rPr>
                 <w:sz w:val="18"/>
               </w:rPr>
-              <w:t>12</w:t>
+              <w:t>0</w:t>
             </w:r>
           </w:p>
         </w:tc>
@@ -1402,7 +1402,7 @@
               <w:rPr>
                 <w:sz w:val="18"/>
               </w:rPr>
-              <w:t>AWA DIALLO (EQ3)</w:t>
+              <w:t>DAME NIANG (EQ23)</w:t>
             </w:r>
           </w:p>
         </w:tc>
@@ -1546,7 +1546,7 @@
               <w:rPr>
                 <w:sz w:val="18"/>
               </w:rPr>
-              <w:t>BABACAR SENE (EQ9)</w:t>
+              <w:t>DJIBRIL BA (EQ6)</w:t>
             </w:r>
           </w:p>
         </w:tc>
@@ -1560,7 +1560,7 @@
               <w:rPr>
                 <w:sz w:val="18"/>
               </w:rPr>
-              <w:t>11</w:t>
+              <w:t>10</w:t>
             </w:r>
           </w:p>
         </w:tc>
@@ -1602,7 +1602,7 @@
               <w:rPr>
                 <w:sz w:val="18"/>
               </w:rPr>
-              <w:t>36,4</w:t>
+              <w:t>40</w:t>
             </w:r>
           </w:p>
         </w:tc>
@@ -1618,7 +1618,7 @@
               <w:rPr>
                 <w:sz w:val="18"/>
               </w:rPr>
-              <w:t>ABDOU KHADRE FALL (EQ8)</w:t>
+              <w:t>ELHADJI DJIBRIL DIOUF (EQ27)</w:t>
             </w:r>
           </w:p>
         </w:tc>
@@ -1690,7 +1690,7 @@
               <w:rPr>
                 <w:sz w:val="18"/>
               </w:rPr>
-              <w:t>ROKHAYA NGOM (EQ31)</w:t>
+              <w:t>AWA DIALLO (EQ3)</w:t>
             </w:r>
           </w:p>
         </w:tc>
@@ -1906,7 +1906,7 @@
               <w:rPr>
                 <w:sz w:val="18"/>
               </w:rPr>
-              <w:t>MAIMOUNA KOURMANG (EQ35)</w:t>
+              <w:t>ROKHAYA NGOM (EQ31)</w:t>
             </w:r>
           </w:p>
         </w:tc>
@@ -1978,7 +1978,7 @@
               <w:rPr>
                 <w:sz w:val="18"/>
               </w:rPr>
-              <w:t>MAME DIARRA COLY (EQ34)</w:t>
+              <w:t>FODE BAYO (EQ33)</w:t>
             </w:r>
           </w:p>
         </w:tc>
@@ -2122,7 +2122,7 @@
               <w:rPr>
                 <w:sz w:val="18"/>
               </w:rPr>
-              <w:t>DIARIETOU DJIBA (EQ5)</w:t>
+              <w:t>ABDOU KHADRE FALL (EQ8)</w:t>
             </w:r>
           </w:p>
         </w:tc>
@@ -2194,7 +2194,7 @@
               <w:rPr>
                 <w:sz w:val="18"/>
               </w:rPr>
-              <w:t>FODE BAYO (EQ33)</w:t>
+              <w:t>MAME DIARRA COLY (EQ34)</w:t>
             </w:r>
           </w:p>
         </w:tc>
@@ -2222,7 +2222,7 @@
               <w:rPr>
                 <w:sz w:val="18"/>
               </w:rPr>
-              <w:t>3</w:t>
+              <w:t>4</w:t>
             </w:r>
           </w:p>
         </w:tc>
@@ -2236,7 +2236,7 @@
               <w:rPr>
                 <w:sz w:val="18"/>
               </w:rPr>
-              <w:t>10</w:t>
+              <w:t>0</w:t>
             </w:r>
           </w:p>
         </w:tc>
@@ -2250,7 +2250,7 @@
               <w:rPr>
                 <w:sz w:val="18"/>
               </w:rPr>
-              <w:t>30</w:t>
+              <w:t>40</w:t>
             </w:r>
           </w:p>
         </w:tc>
@@ -2266,7 +2266,7 @@
               <w:rPr>
                 <w:sz w:val="18"/>
               </w:rPr>
-              <w:t>AL HASSANE DIOUF (EQ21)</w:t>
+              <w:t>MAIMOUNA KOURMANG (EQ35)</w:t>
             </w:r>
           </w:p>
         </w:tc>
@@ -2294,7 +2294,7 @@
               <w:rPr>
                 <w:sz w:val="18"/>
               </w:rPr>
-              <w:t>3</w:t>
+              <w:t>4</w:t>
             </w:r>
           </w:p>
         </w:tc>
@@ -2322,7 +2322,7 @@
               <w:rPr>
                 <w:sz w:val="18"/>
               </w:rPr>
-              <w:t>30</w:t>
+              <w:t>40</w:t>
             </w:r>
           </w:p>
         </w:tc>
@@ -2338,7 +2338,7 @@
               <w:rPr>
                 <w:sz w:val="18"/>
               </w:rPr>
-              <w:t>MAMADOU MOURTALLA DIENG (EQ15)</w:t>
+              <w:t>DIARIETOU DJIBA (EQ5)</w:t>
             </w:r>
           </w:p>
         </w:tc>
@@ -2366,7 +2366,7 @@
               <w:rPr>
                 <w:sz w:val="18"/>
               </w:rPr>
-              <w:t>3</w:t>
+              <w:t>4</w:t>
             </w:r>
           </w:p>
         </w:tc>
@@ -2380,7 +2380,7 @@
               <w:rPr>
                 <w:sz w:val="18"/>
               </w:rPr>
-              <w:t>12</w:t>
+              <w:t>0</w:t>
             </w:r>
           </w:p>
         </w:tc>
@@ -2394,7 +2394,7 @@
               <w:rPr>
                 <w:sz w:val="18"/>
               </w:rPr>
-              <w:t>30</w:t>
+              <w:t>40</w:t>
             </w:r>
           </w:p>
         </w:tc>
@@ -2410,7 +2410,7 @@
               <w:rPr>
                 <w:sz w:val="18"/>
               </w:rPr>
-              <w:t>OUSMANE MBENGUE (EQ28)</w:t>
+              <w:t>BABACAR SENE (EQ9)</w:t>
             </w:r>
           </w:p>
         </w:tc>
@@ -2424,7 +2424,7 @@
               <w:rPr>
                 <w:sz w:val="18"/>
               </w:rPr>
-              <w:t>10</w:t>
+              <w:t>11</w:t>
             </w:r>
           </w:p>
         </w:tc>
@@ -2438,7 +2438,7 @@
               <w:rPr>
                 <w:sz w:val="18"/>
               </w:rPr>
-              <w:t>3</w:t>
+              <w:t>4</w:t>
             </w:r>
           </w:p>
         </w:tc>
@@ -2452,7 +2452,7 @@
               <w:rPr>
                 <w:sz w:val="18"/>
               </w:rPr>
-              <w:t>4</w:t>
+              <w:t>0</w:t>
             </w:r>
           </w:p>
         </w:tc>
@@ -2466,7 +2466,7 @@
               <w:rPr>
                 <w:sz w:val="18"/>
               </w:rPr>
-              <w:t>30</w:t>
+              <w:t>36,4</w:t>
             </w:r>
           </w:p>
         </w:tc>
@@ -2482,7 +2482,7 @@
               <w:rPr>
                 <w:sz w:val="18"/>
               </w:rPr>
-              <w:t>ELHADJI DJIBRIL DIOUF (EQ27)</w:t>
+              <w:t>SARA NIANG (EQ7)</w:t>
             </w:r>
           </w:p>
         </w:tc>
@@ -2510,7 +2510,7 @@
               <w:rPr>
                 <w:sz w:val="18"/>
               </w:rPr>
-              <w:t>3</w:t>
+              <w:t>4</w:t>
             </w:r>
           </w:p>
         </w:tc>
@@ -2524,7 +2524,7 @@
               <w:rPr>
                 <w:sz w:val="18"/>
               </w:rPr>
-              <w:t>12</w:t>
+              <w:t>0</w:t>
             </w:r>
           </w:p>
         </w:tc>
@@ -2538,7 +2538,7 @@
               <w:rPr>
                 <w:sz w:val="18"/>
               </w:rPr>
-              <w:t>30</w:t>
+              <w:t>40</w:t>
             </w:r>
           </w:p>
         </w:tc>
@@ -2554,7 +2554,7 @@
               <w:rPr>
                 <w:sz w:val="18"/>
               </w:rPr>
-              <w:t>FATOU NDIAYE GAYE (EQ11)</w:t>
+              <w:t>AL HASSANE DIOUF (EQ21)</w:t>
             </w:r>
           </w:p>
         </w:tc>
@@ -2582,7 +2582,7 @@
               <w:rPr>
                 <w:sz w:val="18"/>
               </w:rPr>
-              <w:t>2</w:t>
+              <w:t>3</w:t>
             </w:r>
           </w:p>
         </w:tc>
@@ -2596,7 +2596,7 @@
               <w:rPr>
                 <w:sz w:val="18"/>
               </w:rPr>
-              <w:t>25</w:t>
+              <w:t>0</w:t>
             </w:r>
           </w:p>
         </w:tc>
@@ -2610,7 +2610,7 @@
               <w:rPr>
                 <w:sz w:val="18"/>
               </w:rPr>
-              <w:t>20</w:t>
+              <w:t>30</w:t>
             </w:r>
           </w:p>
         </w:tc>
@@ -2626,7 +2626,7 @@
               <w:rPr>
                 <w:sz w:val="18"/>
               </w:rPr>
-              <w:t>SARA NIANG (EQ7)</w:t>
+              <w:t>OUSMANE MBENGUE (EQ28)</w:t>
             </w:r>
           </w:p>
         </w:tc>
@@ -2654,7 +2654,7 @@
               <w:rPr>
                 <w:sz w:val="18"/>
               </w:rPr>
-              <w:t>2</w:t>
+              <w:t>3</w:t>
             </w:r>
           </w:p>
         </w:tc>
@@ -2668,7 +2668,7 @@
               <w:rPr>
                 <w:sz w:val="18"/>
               </w:rPr>
-              <w:t>21</w:t>
+              <w:t>4</w:t>
             </w:r>
           </w:p>
         </w:tc>
@@ -2682,7 +2682,7 @@
               <w:rPr>
                 <w:sz w:val="18"/>
               </w:rPr>
-              <w:t>20</w:t>
+              <w:t>30</w:t>
             </w:r>
           </w:p>
         </w:tc>
@@ -35689,7 +35689,7 @@
           <w:color w:val="64748B"/>
           <w:sz w:val="16"/>
         </w:rPr>
-        <w:t>Rapport généré automatiquement le 2026-06-24 21:26</w:t>
+        <w:t>Rapport généré automatiquement le 2026-06-24 22:11</w:t>
       </w:r>
     </w:p>
     <w:sectPr>

--- a/rapports/2026-06-24/rapport_hebdo_2026-06-24.docx
+++ b/rapports/2026-06-24/rapport_hebdo_2026-06-24.docx
@@ -41,7 +41,7 @@
     <w:p/>
     <w:p>
       <w:r>
-        <w:t>À la date du 24 juin 2026, la collecte cumule 1726 ménages sur 146 DR couverts par 35 équipes (148 enquêteurs).</w:t>
+        <w:t>À la date du 24 juin 2026, la collecte cumule 1726 ménages sur 161 DR couverts par 35 équipes (148 enquêteurs).</w:t>
       </w:r>
     </w:p>
     <w:p>
@@ -79,16 +79,15 @@
         </w:tblBorders>
       </w:tblPr>
       <w:tblGrid>
-        <w:gridCol w:w="1728"/>
-        <w:gridCol w:w="1728"/>
-        <w:gridCol w:w="1728"/>
-        <w:gridCol w:w="1728"/>
-        <w:gridCol w:w="1728"/>
+        <w:gridCol w:w="2160"/>
+        <w:gridCol w:w="2160"/>
+        <w:gridCol w:w="2160"/>
+        <w:gridCol w:w="2160"/>
       </w:tblGrid>
       <w:tr>
         <w:tc>
           <w:tcPr>
-            <w:tcW w:type="dxa" w:w="1728"/>
+            <w:tcW w:type="dxa" w:w="2160"/>
             <w:shd w:val="clear" w:color="auto" w:fill="16876F"/>
           </w:tcPr>
           <w:p>
@@ -104,7 +103,7 @@
         </w:tc>
         <w:tc>
           <w:tcPr>
-            <w:tcW w:type="dxa" w:w="1728"/>
+            <w:tcW w:type="dxa" w:w="2160"/>
             <w:shd w:val="clear" w:color="auto" w:fill="16876F"/>
           </w:tcPr>
           <w:p>
@@ -120,7 +119,7 @@
         </w:tc>
         <w:tc>
           <w:tcPr>
-            <w:tcW w:type="dxa" w:w="1728"/>
+            <w:tcW w:type="dxa" w:w="2160"/>
             <w:shd w:val="clear" w:color="auto" w:fill="16876F"/>
           </w:tcPr>
           <w:p>
@@ -136,7 +135,7 @@
         </w:tc>
         <w:tc>
           <w:tcPr>
-            <w:tcW w:type="dxa" w:w="1728"/>
+            <w:tcW w:type="dxa" w:w="2160"/>
             <w:shd w:val="clear" w:color="auto" w:fill="16876F"/>
           </w:tcPr>
           <w:p>
@@ -146,22 +145,6 @@
                 <w:color w:val="FFFFFF"/>
                 <w:sz w:val="18"/>
               </w:rPr>
-              <w:t>Ménages non rattachés</w:t>
-            </w:r>
-          </w:p>
-        </w:tc>
-        <w:tc>
-          <w:tcPr>
-            <w:tcW w:type="dxa" w:w="1728"/>
-            <w:shd w:val="clear" w:color="auto" w:fill="16876F"/>
-          </w:tcPr>
-          <w:p>
-            <w:r>
-              <w:rPr>
-                <w:b/>
-                <w:color w:val="FFFFFF"/>
-                <w:sz w:val="18"/>
-              </w:rPr>
               <w:t>Progression (%)</w:t>
             </w:r>
           </w:p>
@@ -170,21 +153,21 @@
       <w:tr>
         <w:tc>
           <w:tcPr>
-            <w:tcW w:type="dxa" w:w="1728"/>
-            <w:shd w:val="clear" w:color="auto" w:fill="FFFFFF"/>
-          </w:tcPr>
-          <w:p>
-            <w:r>
-              <w:rPr>
-                <w:sz w:val="18"/>
-              </w:rPr>
-              <w:t>OULIMATA DIENE (EQ1)</w:t>
-            </w:r>
-          </w:p>
-        </w:tc>
-        <w:tc>
-          <w:tcPr>
-            <w:tcW w:type="dxa" w:w="1728"/>
+            <w:tcW w:type="dxa" w:w="2160"/>
+            <w:shd w:val="clear" w:color="auto" w:fill="FFFFFF"/>
+          </w:tcPr>
+          <w:p>
+            <w:r>
+              <w:rPr>
+                <w:sz w:val="18"/>
+              </w:rPr>
+              <w:t>FATOU MARIE MBODJI (EQ2)</w:t>
+            </w:r>
+          </w:p>
+        </w:tc>
+        <w:tc>
+          <w:tcPr>
+            <w:tcW w:type="dxa" w:w="2160"/>
             <w:shd w:val="clear" w:color="auto" w:fill="FFFFFF"/>
           </w:tcPr>
           <w:p>
@@ -198,43 +181,29 @@
         </w:tc>
         <w:tc>
           <w:tcPr>
-            <w:tcW w:type="dxa" w:w="1728"/>
-            <w:shd w:val="clear" w:color="auto" w:fill="FFFFFF"/>
-          </w:tcPr>
-          <w:p>
-            <w:r>
-              <w:rPr>
-                <w:sz w:val="18"/>
-              </w:rPr>
-              <w:t>6</w:t>
-            </w:r>
-          </w:p>
-        </w:tc>
-        <w:tc>
-          <w:tcPr>
-            <w:tcW w:type="dxa" w:w="1728"/>
-            <w:shd w:val="clear" w:color="auto" w:fill="FFFFFF"/>
-          </w:tcPr>
-          <w:p>
-            <w:r>
-              <w:rPr>
-                <w:sz w:val="18"/>
-              </w:rPr>
-              <w:t>0</w:t>
-            </w:r>
-          </w:p>
-        </w:tc>
-        <w:tc>
-          <w:tcPr>
-            <w:tcW w:type="dxa" w:w="1728"/>
-            <w:shd w:val="clear" w:color="auto" w:fill="FFFFFF"/>
-          </w:tcPr>
-          <w:p>
-            <w:r>
-              <w:rPr>
-                <w:sz w:val="18"/>
-              </w:rPr>
-              <w:t>60</w:t>
+            <w:tcW w:type="dxa" w:w="2160"/>
+            <w:shd w:val="clear" w:color="auto" w:fill="FFFFFF"/>
+          </w:tcPr>
+          <w:p>
+            <w:r>
+              <w:rPr>
+                <w:sz w:val="18"/>
+              </w:rPr>
+              <w:t>7</w:t>
+            </w:r>
+          </w:p>
+        </w:tc>
+        <w:tc>
+          <w:tcPr>
+            <w:tcW w:type="dxa" w:w="2160"/>
+            <w:shd w:val="clear" w:color="auto" w:fill="FFFFFF"/>
+          </w:tcPr>
+          <w:p>
+            <w:r>
+              <w:rPr>
+                <w:sz w:val="18"/>
+              </w:rPr>
+              <w:t>70</w:t>
             </w:r>
           </w:p>
         </w:tc>
@@ -242,21 +211,21 @@
       <w:tr>
         <w:tc>
           <w:tcPr>
-            <w:tcW w:type="dxa" w:w="1728"/>
-            <w:shd w:val="clear" w:color="auto" w:fill="F4F8F7"/>
-          </w:tcPr>
-          <w:p>
-            <w:r>
-              <w:rPr>
-                <w:sz w:val="18"/>
-              </w:rPr>
-              <w:t>TALLA NGOM (EQ25)</w:t>
-            </w:r>
-          </w:p>
-        </w:tc>
-        <w:tc>
-          <w:tcPr>
-            <w:tcW w:type="dxa" w:w="1728"/>
+            <w:tcW w:type="dxa" w:w="2160"/>
+            <w:shd w:val="clear" w:color="auto" w:fill="F4F8F7"/>
+          </w:tcPr>
+          <w:p>
+            <w:r>
+              <w:rPr>
+                <w:sz w:val="18"/>
+              </w:rPr>
+              <w:t>EL HADJ FALLOU DIALLO (EQ24)</w:t>
+            </w:r>
+          </w:p>
+        </w:tc>
+        <w:tc>
+          <w:tcPr>
+            <w:tcW w:type="dxa" w:w="2160"/>
             <w:shd w:val="clear" w:color="auto" w:fill="F4F8F7"/>
           </w:tcPr>
           <w:p>
@@ -270,43 +239,29 @@
         </w:tc>
         <w:tc>
           <w:tcPr>
-            <w:tcW w:type="dxa" w:w="1728"/>
-            <w:shd w:val="clear" w:color="auto" w:fill="F4F8F7"/>
-          </w:tcPr>
-          <w:p>
-            <w:r>
-              <w:rPr>
-                <w:sz w:val="18"/>
-              </w:rPr>
-              <w:t>5</w:t>
-            </w:r>
-          </w:p>
-        </w:tc>
-        <w:tc>
-          <w:tcPr>
-            <w:tcW w:type="dxa" w:w="1728"/>
-            <w:shd w:val="clear" w:color="auto" w:fill="F4F8F7"/>
-          </w:tcPr>
-          <w:p>
-            <w:r>
-              <w:rPr>
-                <w:sz w:val="18"/>
-              </w:rPr>
-              <w:t>0</w:t>
-            </w:r>
-          </w:p>
-        </w:tc>
-        <w:tc>
-          <w:tcPr>
-            <w:tcW w:type="dxa" w:w="1728"/>
-            <w:shd w:val="clear" w:color="auto" w:fill="F4F8F7"/>
-          </w:tcPr>
-          <w:p>
-            <w:r>
-              <w:rPr>
-                <w:sz w:val="18"/>
-              </w:rPr>
-              <w:t>50</w:t>
+            <w:tcW w:type="dxa" w:w="2160"/>
+            <w:shd w:val="clear" w:color="auto" w:fill="F4F8F7"/>
+          </w:tcPr>
+          <w:p>
+            <w:r>
+              <w:rPr>
+                <w:sz w:val="18"/>
+              </w:rPr>
+              <w:t>6</w:t>
+            </w:r>
+          </w:p>
+        </w:tc>
+        <w:tc>
+          <w:tcPr>
+            <w:tcW w:type="dxa" w:w="2160"/>
+            <w:shd w:val="clear" w:color="auto" w:fill="F4F8F7"/>
+          </w:tcPr>
+          <w:p>
+            <w:r>
+              <w:rPr>
+                <w:sz w:val="18"/>
+              </w:rPr>
+              <w:t>60</w:t>
             </w:r>
           </w:p>
         </w:tc>
@@ -314,21 +269,21 @@
       <w:tr>
         <w:tc>
           <w:tcPr>
-            <w:tcW w:type="dxa" w:w="1728"/>
-            <w:shd w:val="clear" w:color="auto" w:fill="FFFFFF"/>
-          </w:tcPr>
-          <w:p>
-            <w:r>
-              <w:rPr>
-                <w:sz w:val="18"/>
-              </w:rPr>
-              <w:t>BAYE ASSE DIOP (EQ17)</w:t>
-            </w:r>
-          </w:p>
-        </w:tc>
-        <w:tc>
-          <w:tcPr>
-            <w:tcW w:type="dxa" w:w="1728"/>
+            <w:tcW w:type="dxa" w:w="2160"/>
+            <w:shd w:val="clear" w:color="auto" w:fill="FFFFFF"/>
+          </w:tcPr>
+          <w:p>
+            <w:r>
+              <w:rPr>
+                <w:sz w:val="18"/>
+              </w:rPr>
+              <w:t>OULIMATA DIENE (EQ1)</w:t>
+            </w:r>
+          </w:p>
+        </w:tc>
+        <w:tc>
+          <w:tcPr>
+            <w:tcW w:type="dxa" w:w="2160"/>
             <w:shd w:val="clear" w:color="auto" w:fill="FFFFFF"/>
           </w:tcPr>
           <w:p>
@@ -342,43 +297,29 @@
         </w:tc>
         <w:tc>
           <w:tcPr>
-            <w:tcW w:type="dxa" w:w="1728"/>
-            <w:shd w:val="clear" w:color="auto" w:fill="FFFFFF"/>
-          </w:tcPr>
-          <w:p>
-            <w:r>
-              <w:rPr>
-                <w:sz w:val="18"/>
-              </w:rPr>
-              <w:t>5</w:t>
-            </w:r>
-          </w:p>
-        </w:tc>
-        <w:tc>
-          <w:tcPr>
-            <w:tcW w:type="dxa" w:w="1728"/>
-            <w:shd w:val="clear" w:color="auto" w:fill="FFFFFF"/>
-          </w:tcPr>
-          <w:p>
-            <w:r>
-              <w:rPr>
-                <w:sz w:val="18"/>
-              </w:rPr>
-              <w:t>0</w:t>
-            </w:r>
-          </w:p>
-        </w:tc>
-        <w:tc>
-          <w:tcPr>
-            <w:tcW w:type="dxa" w:w="1728"/>
-            <w:shd w:val="clear" w:color="auto" w:fill="FFFFFF"/>
-          </w:tcPr>
-          <w:p>
-            <w:r>
-              <w:rPr>
-                <w:sz w:val="18"/>
-              </w:rPr>
-              <w:t>50</w:t>
+            <w:tcW w:type="dxa" w:w="2160"/>
+            <w:shd w:val="clear" w:color="auto" w:fill="FFFFFF"/>
+          </w:tcPr>
+          <w:p>
+            <w:r>
+              <w:rPr>
+                <w:sz w:val="18"/>
+              </w:rPr>
+              <w:t>6</w:t>
+            </w:r>
+          </w:p>
+        </w:tc>
+        <w:tc>
+          <w:tcPr>
+            <w:tcW w:type="dxa" w:w="2160"/>
+            <w:shd w:val="clear" w:color="auto" w:fill="FFFFFF"/>
+          </w:tcPr>
+          <w:p>
+            <w:r>
+              <w:rPr>
+                <w:sz w:val="18"/>
+              </w:rPr>
+              <w:t>60</w:t>
             </w:r>
           </w:p>
         </w:tc>
@@ -386,21 +327,21 @@
       <w:tr>
         <w:tc>
           <w:tcPr>
-            <w:tcW w:type="dxa" w:w="1728"/>
-            <w:shd w:val="clear" w:color="auto" w:fill="F4F8F7"/>
-          </w:tcPr>
-          <w:p>
-            <w:r>
-              <w:rPr>
-                <w:sz w:val="18"/>
-              </w:rPr>
-              <w:t>EL HADJ FALLOU DIALLO (EQ24)</w:t>
-            </w:r>
-          </w:p>
-        </w:tc>
-        <w:tc>
-          <w:tcPr>
-            <w:tcW w:type="dxa" w:w="1728"/>
+            <w:tcW w:type="dxa" w:w="2160"/>
+            <w:shd w:val="clear" w:color="auto" w:fill="F4F8F7"/>
+          </w:tcPr>
+          <w:p>
+            <w:r>
+              <w:rPr>
+                <w:sz w:val="18"/>
+              </w:rPr>
+              <w:t>FATOU NDIAYE GAYE (EQ11)</w:t>
+            </w:r>
+          </w:p>
+        </w:tc>
+        <w:tc>
+          <w:tcPr>
+            <w:tcW w:type="dxa" w:w="2160"/>
             <w:shd w:val="clear" w:color="auto" w:fill="F4F8F7"/>
           </w:tcPr>
           <w:p>
@@ -414,7 +355,7 @@
         </w:tc>
         <w:tc>
           <w:tcPr>
-            <w:tcW w:type="dxa" w:w="1728"/>
+            <w:tcW w:type="dxa" w:w="2160"/>
             <w:shd w:val="clear" w:color="auto" w:fill="F4F8F7"/>
           </w:tcPr>
           <w:p>
@@ -428,21 +369,7 @@
         </w:tc>
         <w:tc>
           <w:tcPr>
-            <w:tcW w:type="dxa" w:w="1728"/>
-            <w:shd w:val="clear" w:color="auto" w:fill="F4F8F7"/>
-          </w:tcPr>
-          <w:p>
-            <w:r>
-              <w:rPr>
-                <w:sz w:val="18"/>
-              </w:rPr>
-              <w:t>0</w:t>
-            </w:r>
-          </w:p>
-        </w:tc>
-        <w:tc>
-          <w:tcPr>
-            <w:tcW w:type="dxa" w:w="1728"/>
+            <w:tcW w:type="dxa" w:w="2160"/>
             <w:shd w:val="clear" w:color="auto" w:fill="F4F8F7"/>
           </w:tcPr>
           <w:p>
@@ -458,21 +385,21 @@
       <w:tr>
         <w:tc>
           <w:tcPr>
-            <w:tcW w:type="dxa" w:w="1728"/>
-            <w:shd w:val="clear" w:color="auto" w:fill="FFFFFF"/>
-          </w:tcPr>
-          <w:p>
-            <w:r>
-              <w:rPr>
-                <w:sz w:val="18"/>
-              </w:rPr>
-              <w:t>MATAR GUEYE (EQ4)</w:t>
-            </w:r>
-          </w:p>
-        </w:tc>
-        <w:tc>
-          <w:tcPr>
-            <w:tcW w:type="dxa" w:w="1728"/>
+            <w:tcW w:type="dxa" w:w="2160"/>
+            <w:shd w:val="clear" w:color="auto" w:fill="FFFFFF"/>
+          </w:tcPr>
+          <w:p>
+            <w:r>
+              <w:rPr>
+                <w:sz w:val="18"/>
+              </w:rPr>
+              <w:t>BAYE CHEIKH NIANG (EQ10)</w:t>
+            </w:r>
+          </w:p>
+        </w:tc>
+        <w:tc>
+          <w:tcPr>
+            <w:tcW w:type="dxa" w:w="2160"/>
             <w:shd w:val="clear" w:color="auto" w:fill="FFFFFF"/>
           </w:tcPr>
           <w:p>
@@ -486,7 +413,7 @@
         </w:tc>
         <w:tc>
           <w:tcPr>
-            <w:tcW w:type="dxa" w:w="1728"/>
+            <w:tcW w:type="dxa" w:w="2160"/>
             <w:shd w:val="clear" w:color="auto" w:fill="FFFFFF"/>
           </w:tcPr>
           <w:p>
@@ -500,21 +427,7 @@
         </w:tc>
         <w:tc>
           <w:tcPr>
-            <w:tcW w:type="dxa" w:w="1728"/>
-            <w:shd w:val="clear" w:color="auto" w:fill="FFFFFF"/>
-          </w:tcPr>
-          <w:p>
-            <w:r>
-              <w:rPr>
-                <w:sz w:val="18"/>
-              </w:rPr>
-              <w:t>3</w:t>
-            </w:r>
-          </w:p>
-        </w:tc>
-        <w:tc>
-          <w:tcPr>
-            <w:tcW w:type="dxa" w:w="1728"/>
+            <w:tcW w:type="dxa" w:w="2160"/>
             <w:shd w:val="clear" w:color="auto" w:fill="FFFFFF"/>
           </w:tcPr>
           <w:p>
@@ -530,21 +443,21 @@
       <w:tr>
         <w:tc>
           <w:tcPr>
-            <w:tcW w:type="dxa" w:w="1728"/>
-            <w:shd w:val="clear" w:color="auto" w:fill="F4F8F7"/>
-          </w:tcPr>
-          <w:p>
-            <w:r>
-              <w:rPr>
-                <w:sz w:val="18"/>
-              </w:rPr>
-              <w:t>AMADOU GUEYE (EQ26)</w:t>
-            </w:r>
-          </w:p>
-        </w:tc>
-        <w:tc>
-          <w:tcPr>
-            <w:tcW w:type="dxa" w:w="1728"/>
+            <w:tcW w:type="dxa" w:w="2160"/>
+            <w:shd w:val="clear" w:color="auto" w:fill="F4F8F7"/>
+          </w:tcPr>
+          <w:p>
+            <w:r>
+              <w:rPr>
+                <w:sz w:val="18"/>
+              </w:rPr>
+              <w:t>AMINATA DJIBY NDIAYE (EQ13)</w:t>
+            </w:r>
+          </w:p>
+        </w:tc>
+        <w:tc>
+          <w:tcPr>
+            <w:tcW w:type="dxa" w:w="2160"/>
             <w:shd w:val="clear" w:color="auto" w:fill="F4F8F7"/>
           </w:tcPr>
           <w:p>
@@ -558,7 +471,7 @@
         </w:tc>
         <w:tc>
           <w:tcPr>
-            <w:tcW w:type="dxa" w:w="1728"/>
+            <w:tcW w:type="dxa" w:w="2160"/>
             <w:shd w:val="clear" w:color="auto" w:fill="F4F8F7"/>
           </w:tcPr>
           <w:p>
@@ -572,21 +485,7 @@
         </w:tc>
         <w:tc>
           <w:tcPr>
-            <w:tcW w:type="dxa" w:w="1728"/>
-            <w:shd w:val="clear" w:color="auto" w:fill="F4F8F7"/>
-          </w:tcPr>
-          <w:p>
-            <w:r>
-              <w:rPr>
-                <w:sz w:val="18"/>
-              </w:rPr>
-              <w:t>0</w:t>
-            </w:r>
-          </w:p>
-        </w:tc>
-        <w:tc>
-          <w:tcPr>
-            <w:tcW w:type="dxa" w:w="1728"/>
+            <w:tcW w:type="dxa" w:w="2160"/>
             <w:shd w:val="clear" w:color="auto" w:fill="F4F8F7"/>
           </w:tcPr>
           <w:p>
@@ -602,21 +501,21 @@
       <w:tr>
         <w:tc>
           <w:tcPr>
-            <w:tcW w:type="dxa" w:w="1728"/>
-            <w:shd w:val="clear" w:color="auto" w:fill="FFFFFF"/>
-          </w:tcPr>
-          <w:p>
-            <w:r>
-              <w:rPr>
-                <w:sz w:val="18"/>
-              </w:rPr>
-              <w:t>FATOU MARIE MBODJI (EQ2)</w:t>
-            </w:r>
-          </w:p>
-        </w:tc>
-        <w:tc>
-          <w:tcPr>
-            <w:tcW w:type="dxa" w:w="1728"/>
+            <w:tcW w:type="dxa" w:w="2160"/>
+            <w:shd w:val="clear" w:color="auto" w:fill="FFFFFF"/>
+          </w:tcPr>
+          <w:p>
+            <w:r>
+              <w:rPr>
+                <w:sz w:val="18"/>
+              </w:rPr>
+              <w:t>BAYE ASSE DIOP (EQ17)</w:t>
+            </w:r>
+          </w:p>
+        </w:tc>
+        <w:tc>
+          <w:tcPr>
+            <w:tcW w:type="dxa" w:w="2160"/>
             <w:shd w:val="clear" w:color="auto" w:fill="FFFFFF"/>
           </w:tcPr>
           <w:p>
@@ -630,7 +529,7 @@
         </w:tc>
         <w:tc>
           <w:tcPr>
-            <w:tcW w:type="dxa" w:w="1728"/>
+            <w:tcW w:type="dxa" w:w="2160"/>
             <w:shd w:val="clear" w:color="auto" w:fill="FFFFFF"/>
           </w:tcPr>
           <w:p>
@@ -644,21 +543,7 @@
         </w:tc>
         <w:tc>
           <w:tcPr>
-            <w:tcW w:type="dxa" w:w="1728"/>
-            <w:shd w:val="clear" w:color="auto" w:fill="FFFFFF"/>
-          </w:tcPr>
-          <w:p>
-            <w:r>
-              <w:rPr>
-                <w:sz w:val="18"/>
-              </w:rPr>
-              <w:t>1</w:t>
-            </w:r>
-          </w:p>
-        </w:tc>
-        <w:tc>
-          <w:tcPr>
-            <w:tcW w:type="dxa" w:w="1728"/>
+            <w:tcW w:type="dxa" w:w="2160"/>
             <w:shd w:val="clear" w:color="auto" w:fill="FFFFFF"/>
           </w:tcPr>
           <w:p>
@@ -674,21 +559,21 @@
       <w:tr>
         <w:tc>
           <w:tcPr>
-            <w:tcW w:type="dxa" w:w="1728"/>
-            <w:shd w:val="clear" w:color="auto" w:fill="F4F8F7"/>
-          </w:tcPr>
-          <w:p>
-            <w:r>
-              <w:rPr>
-                <w:sz w:val="18"/>
-              </w:rPr>
-              <w:t>FATOU NDIAYE GAYE (EQ11)</w:t>
-            </w:r>
-          </w:p>
-        </w:tc>
-        <w:tc>
-          <w:tcPr>
-            <w:tcW w:type="dxa" w:w="1728"/>
+            <w:tcW w:type="dxa" w:w="2160"/>
+            <w:shd w:val="clear" w:color="auto" w:fill="F4F8F7"/>
+          </w:tcPr>
+          <w:p>
+            <w:r>
+              <w:rPr>
+                <w:sz w:val="18"/>
+              </w:rPr>
+              <w:t>MANSOUR NDAO (EQ20)</w:t>
+            </w:r>
+          </w:p>
+        </w:tc>
+        <w:tc>
+          <w:tcPr>
+            <w:tcW w:type="dxa" w:w="2160"/>
             <w:shd w:val="clear" w:color="auto" w:fill="F4F8F7"/>
           </w:tcPr>
           <w:p>
@@ -702,43 +587,29 @@
         </w:tc>
         <w:tc>
           <w:tcPr>
-            <w:tcW w:type="dxa" w:w="1728"/>
-            <w:shd w:val="clear" w:color="auto" w:fill="F4F8F7"/>
-          </w:tcPr>
-          <w:p>
-            <w:r>
-              <w:rPr>
-                <w:sz w:val="18"/>
-              </w:rPr>
-              <w:t>4</w:t>
-            </w:r>
-          </w:p>
-        </w:tc>
-        <w:tc>
-          <w:tcPr>
-            <w:tcW w:type="dxa" w:w="1728"/>
-            <w:shd w:val="clear" w:color="auto" w:fill="F4F8F7"/>
-          </w:tcPr>
-          <w:p>
-            <w:r>
-              <w:rPr>
-                <w:sz w:val="18"/>
-              </w:rPr>
-              <w:t>0</w:t>
-            </w:r>
-          </w:p>
-        </w:tc>
-        <w:tc>
-          <w:tcPr>
-            <w:tcW w:type="dxa" w:w="1728"/>
-            <w:shd w:val="clear" w:color="auto" w:fill="F4F8F7"/>
-          </w:tcPr>
-          <w:p>
-            <w:r>
-              <w:rPr>
-                <w:sz w:val="18"/>
-              </w:rPr>
-              <w:t>40</w:t>
+            <w:tcW w:type="dxa" w:w="2160"/>
+            <w:shd w:val="clear" w:color="auto" w:fill="F4F8F7"/>
+          </w:tcPr>
+          <w:p>
+            <w:r>
+              <w:rPr>
+                <w:sz w:val="18"/>
+              </w:rPr>
+              <w:t>5</w:t>
+            </w:r>
+          </w:p>
+        </w:tc>
+        <w:tc>
+          <w:tcPr>
+            <w:tcW w:type="dxa" w:w="2160"/>
+            <w:shd w:val="clear" w:color="auto" w:fill="F4F8F7"/>
+          </w:tcPr>
+          <w:p>
+            <w:r>
+              <w:rPr>
+                <w:sz w:val="18"/>
+              </w:rPr>
+              <w:t>50</w:t>
             </w:r>
           </w:p>
         </w:tc>
@@ -746,21 +617,21 @@
       <w:tr>
         <w:tc>
           <w:tcPr>
-            <w:tcW w:type="dxa" w:w="1728"/>
-            <w:shd w:val="clear" w:color="auto" w:fill="FFFFFF"/>
-          </w:tcPr>
-          <w:p>
-            <w:r>
-              <w:rPr>
-                <w:sz w:val="18"/>
-              </w:rPr>
-              <w:t>BAYE CHEIKH NIANG (EQ10)</w:t>
-            </w:r>
-          </w:p>
-        </w:tc>
-        <w:tc>
-          <w:tcPr>
-            <w:tcW w:type="dxa" w:w="1728"/>
+            <w:tcW w:type="dxa" w:w="2160"/>
+            <w:shd w:val="clear" w:color="auto" w:fill="FFFFFF"/>
+          </w:tcPr>
+          <w:p>
+            <w:r>
+              <w:rPr>
+                <w:sz w:val="18"/>
+              </w:rPr>
+              <w:t>TALLA NGOM (EQ25)</w:t>
+            </w:r>
+          </w:p>
+        </w:tc>
+        <w:tc>
+          <w:tcPr>
+            <w:tcW w:type="dxa" w:w="2160"/>
             <w:shd w:val="clear" w:color="auto" w:fill="FFFFFF"/>
           </w:tcPr>
           <w:p>
@@ -774,43 +645,29 @@
         </w:tc>
         <w:tc>
           <w:tcPr>
-            <w:tcW w:type="dxa" w:w="1728"/>
-            <w:shd w:val="clear" w:color="auto" w:fill="FFFFFF"/>
-          </w:tcPr>
-          <w:p>
-            <w:r>
-              <w:rPr>
-                <w:sz w:val="18"/>
-              </w:rPr>
-              <w:t>4</w:t>
-            </w:r>
-          </w:p>
-        </w:tc>
-        <w:tc>
-          <w:tcPr>
-            <w:tcW w:type="dxa" w:w="1728"/>
-            <w:shd w:val="clear" w:color="auto" w:fill="FFFFFF"/>
-          </w:tcPr>
-          <w:p>
-            <w:r>
-              <w:rPr>
-                <w:sz w:val="18"/>
-              </w:rPr>
-              <w:t>0</w:t>
-            </w:r>
-          </w:p>
-        </w:tc>
-        <w:tc>
-          <w:tcPr>
-            <w:tcW w:type="dxa" w:w="1728"/>
-            <w:shd w:val="clear" w:color="auto" w:fill="FFFFFF"/>
-          </w:tcPr>
-          <w:p>
-            <w:r>
-              <w:rPr>
-                <w:sz w:val="18"/>
-              </w:rPr>
-              <w:t>40</w:t>
+            <w:tcW w:type="dxa" w:w="2160"/>
+            <w:shd w:val="clear" w:color="auto" w:fill="FFFFFF"/>
+          </w:tcPr>
+          <w:p>
+            <w:r>
+              <w:rPr>
+                <w:sz w:val="18"/>
+              </w:rPr>
+              <w:t>5</w:t>
+            </w:r>
+          </w:p>
+        </w:tc>
+        <w:tc>
+          <w:tcPr>
+            <w:tcW w:type="dxa" w:w="2160"/>
+            <w:shd w:val="clear" w:color="auto" w:fill="FFFFFF"/>
+          </w:tcPr>
+          <w:p>
+            <w:r>
+              <w:rPr>
+                <w:sz w:val="18"/>
+              </w:rPr>
+              <w:t>50</w:t>
             </w:r>
           </w:p>
         </w:tc>
@@ -818,21 +675,21 @@
       <w:tr>
         <w:tc>
           <w:tcPr>
-            <w:tcW w:type="dxa" w:w="1728"/>
-            <w:shd w:val="clear" w:color="auto" w:fill="F4F8F7"/>
-          </w:tcPr>
-          <w:p>
-            <w:r>
-              <w:rPr>
-                <w:sz w:val="18"/>
-              </w:rPr>
-              <w:t>OUMAR WELE (EQ14)</w:t>
-            </w:r>
-          </w:p>
-        </w:tc>
-        <w:tc>
-          <w:tcPr>
-            <w:tcW w:type="dxa" w:w="1728"/>
+            <w:tcW w:type="dxa" w:w="2160"/>
+            <w:shd w:val="clear" w:color="auto" w:fill="F4F8F7"/>
+          </w:tcPr>
+          <w:p>
+            <w:r>
+              <w:rPr>
+                <w:sz w:val="18"/>
+              </w:rPr>
+              <w:t>AMADOU GUEYE (EQ26)</w:t>
+            </w:r>
+          </w:p>
+        </w:tc>
+        <w:tc>
+          <w:tcPr>
+            <w:tcW w:type="dxa" w:w="2160"/>
             <w:shd w:val="clear" w:color="auto" w:fill="F4F8F7"/>
           </w:tcPr>
           <w:p>
@@ -846,43 +703,29 @@
         </w:tc>
         <w:tc>
           <w:tcPr>
-            <w:tcW w:type="dxa" w:w="1728"/>
-            <w:shd w:val="clear" w:color="auto" w:fill="F4F8F7"/>
-          </w:tcPr>
-          <w:p>
-            <w:r>
-              <w:rPr>
-                <w:sz w:val="18"/>
-              </w:rPr>
-              <w:t>4</w:t>
-            </w:r>
-          </w:p>
-        </w:tc>
-        <w:tc>
-          <w:tcPr>
-            <w:tcW w:type="dxa" w:w="1728"/>
-            <w:shd w:val="clear" w:color="auto" w:fill="F4F8F7"/>
-          </w:tcPr>
-          <w:p>
-            <w:r>
-              <w:rPr>
-                <w:sz w:val="18"/>
-              </w:rPr>
-              <w:t>0</w:t>
-            </w:r>
-          </w:p>
-        </w:tc>
-        <w:tc>
-          <w:tcPr>
-            <w:tcW w:type="dxa" w:w="1728"/>
-            <w:shd w:val="clear" w:color="auto" w:fill="F4F8F7"/>
-          </w:tcPr>
-          <w:p>
-            <w:r>
-              <w:rPr>
-                <w:sz w:val="18"/>
-              </w:rPr>
-              <w:t>40</w:t>
+            <w:tcW w:type="dxa" w:w="2160"/>
+            <w:shd w:val="clear" w:color="auto" w:fill="F4F8F7"/>
+          </w:tcPr>
+          <w:p>
+            <w:r>
+              <w:rPr>
+                <w:sz w:val="18"/>
+              </w:rPr>
+              <w:t>5</w:t>
+            </w:r>
+          </w:p>
+        </w:tc>
+        <w:tc>
+          <w:tcPr>
+            <w:tcW w:type="dxa" w:w="2160"/>
+            <w:shd w:val="clear" w:color="auto" w:fill="F4F8F7"/>
+          </w:tcPr>
+          <w:p>
+            <w:r>
+              <w:rPr>
+                <w:sz w:val="18"/>
+              </w:rPr>
+              <w:t>50</w:t>
             </w:r>
           </w:p>
         </w:tc>
@@ -890,21 +733,21 @@
       <w:tr>
         <w:tc>
           <w:tcPr>
-            <w:tcW w:type="dxa" w:w="1728"/>
-            <w:shd w:val="clear" w:color="auto" w:fill="FFFFFF"/>
-          </w:tcPr>
-          <w:p>
-            <w:r>
-              <w:rPr>
-                <w:sz w:val="18"/>
-              </w:rPr>
-              <w:t>OUSSEYNOU BOYE (EQ12)</w:t>
-            </w:r>
-          </w:p>
-        </w:tc>
-        <w:tc>
-          <w:tcPr>
-            <w:tcW w:type="dxa" w:w="1728"/>
+            <w:tcW w:type="dxa" w:w="2160"/>
+            <w:shd w:val="clear" w:color="auto" w:fill="FFFFFF"/>
+          </w:tcPr>
+          <w:p>
+            <w:r>
+              <w:rPr>
+                <w:sz w:val="18"/>
+              </w:rPr>
+              <w:t>ELHADJI DJIBRIL DIOUF (EQ27)</w:t>
+            </w:r>
+          </w:p>
+        </w:tc>
+        <w:tc>
+          <w:tcPr>
+            <w:tcW w:type="dxa" w:w="2160"/>
             <w:shd w:val="clear" w:color="auto" w:fill="FFFFFF"/>
           </w:tcPr>
           <w:p>
@@ -918,43 +761,29 @@
         </w:tc>
         <w:tc>
           <w:tcPr>
-            <w:tcW w:type="dxa" w:w="1728"/>
-            <w:shd w:val="clear" w:color="auto" w:fill="FFFFFF"/>
-          </w:tcPr>
-          <w:p>
-            <w:r>
-              <w:rPr>
-                <w:sz w:val="18"/>
-              </w:rPr>
-              <w:t>4</w:t>
-            </w:r>
-          </w:p>
-        </w:tc>
-        <w:tc>
-          <w:tcPr>
-            <w:tcW w:type="dxa" w:w="1728"/>
-            <w:shd w:val="clear" w:color="auto" w:fill="FFFFFF"/>
-          </w:tcPr>
-          <w:p>
-            <w:r>
-              <w:rPr>
-                <w:sz w:val="18"/>
-              </w:rPr>
-              <w:t>0</w:t>
-            </w:r>
-          </w:p>
-        </w:tc>
-        <w:tc>
-          <w:tcPr>
-            <w:tcW w:type="dxa" w:w="1728"/>
-            <w:shd w:val="clear" w:color="auto" w:fill="FFFFFF"/>
-          </w:tcPr>
-          <w:p>
-            <w:r>
-              <w:rPr>
-                <w:sz w:val="18"/>
-              </w:rPr>
-              <w:t>40</w:t>
+            <w:tcW w:type="dxa" w:w="2160"/>
+            <w:shd w:val="clear" w:color="auto" w:fill="FFFFFF"/>
+          </w:tcPr>
+          <w:p>
+            <w:r>
+              <w:rPr>
+                <w:sz w:val="18"/>
+              </w:rPr>
+              <w:t>5</w:t>
+            </w:r>
+          </w:p>
+        </w:tc>
+        <w:tc>
+          <w:tcPr>
+            <w:tcW w:type="dxa" w:w="2160"/>
+            <w:shd w:val="clear" w:color="auto" w:fill="FFFFFF"/>
+          </w:tcPr>
+          <w:p>
+            <w:r>
+              <w:rPr>
+                <w:sz w:val="18"/>
+              </w:rPr>
+              <w:t>50</w:t>
             </w:r>
           </w:p>
         </w:tc>
@@ -962,21 +791,21 @@
       <w:tr>
         <w:tc>
           <w:tcPr>
-            <w:tcW w:type="dxa" w:w="1728"/>
-            <w:shd w:val="clear" w:color="auto" w:fill="F4F8F7"/>
-          </w:tcPr>
-          <w:p>
-            <w:r>
-              <w:rPr>
-                <w:sz w:val="18"/>
-              </w:rPr>
-              <w:t>DOUDOU SANE (EQ19)</w:t>
-            </w:r>
-          </w:p>
-        </w:tc>
-        <w:tc>
-          <w:tcPr>
-            <w:tcW w:type="dxa" w:w="1728"/>
+            <w:tcW w:type="dxa" w:w="2160"/>
+            <w:shd w:val="clear" w:color="auto" w:fill="F4F8F7"/>
+          </w:tcPr>
+          <w:p>
+            <w:r>
+              <w:rPr>
+                <w:sz w:val="18"/>
+              </w:rPr>
+              <w:t>MAME DIARRA COLY (EQ34)</w:t>
+            </w:r>
+          </w:p>
+        </w:tc>
+        <w:tc>
+          <w:tcPr>
+            <w:tcW w:type="dxa" w:w="2160"/>
             <w:shd w:val="clear" w:color="auto" w:fill="F4F8F7"/>
           </w:tcPr>
           <w:p>
@@ -990,43 +819,29 @@
         </w:tc>
         <w:tc>
           <w:tcPr>
-            <w:tcW w:type="dxa" w:w="1728"/>
-            <w:shd w:val="clear" w:color="auto" w:fill="F4F8F7"/>
-          </w:tcPr>
-          <w:p>
-            <w:r>
-              <w:rPr>
-                <w:sz w:val="18"/>
-              </w:rPr>
-              <w:t>4</w:t>
-            </w:r>
-          </w:p>
-        </w:tc>
-        <w:tc>
-          <w:tcPr>
-            <w:tcW w:type="dxa" w:w="1728"/>
-            <w:shd w:val="clear" w:color="auto" w:fill="F4F8F7"/>
-          </w:tcPr>
-          <w:p>
-            <w:r>
-              <w:rPr>
-                <w:sz w:val="18"/>
-              </w:rPr>
-              <w:t>0</w:t>
-            </w:r>
-          </w:p>
-        </w:tc>
-        <w:tc>
-          <w:tcPr>
-            <w:tcW w:type="dxa" w:w="1728"/>
-            <w:shd w:val="clear" w:color="auto" w:fill="F4F8F7"/>
-          </w:tcPr>
-          <w:p>
-            <w:r>
-              <w:rPr>
-                <w:sz w:val="18"/>
-              </w:rPr>
-              <w:t>40</w:t>
+            <w:tcW w:type="dxa" w:w="2160"/>
+            <w:shd w:val="clear" w:color="auto" w:fill="F4F8F7"/>
+          </w:tcPr>
+          <w:p>
+            <w:r>
+              <w:rPr>
+                <w:sz w:val="18"/>
+              </w:rPr>
+              <w:t>5</w:t>
+            </w:r>
+          </w:p>
+        </w:tc>
+        <w:tc>
+          <w:tcPr>
+            <w:tcW w:type="dxa" w:w="2160"/>
+            <w:shd w:val="clear" w:color="auto" w:fill="F4F8F7"/>
+          </w:tcPr>
+          <w:p>
+            <w:r>
+              <w:rPr>
+                <w:sz w:val="18"/>
+              </w:rPr>
+              <w:t>50</w:t>
             </w:r>
           </w:p>
         </w:tc>
@@ -1034,21 +849,21 @@
       <w:tr>
         <w:tc>
           <w:tcPr>
-            <w:tcW w:type="dxa" w:w="1728"/>
-            <w:shd w:val="clear" w:color="auto" w:fill="FFFFFF"/>
-          </w:tcPr>
-          <w:p>
-            <w:r>
-              <w:rPr>
-                <w:sz w:val="18"/>
-              </w:rPr>
-              <w:t>ALASSANE NDOYE DIALLO (EQ18)</w:t>
-            </w:r>
-          </w:p>
-        </w:tc>
-        <w:tc>
-          <w:tcPr>
-            <w:tcW w:type="dxa" w:w="1728"/>
+            <w:tcW w:type="dxa" w:w="2160"/>
+            <w:shd w:val="clear" w:color="auto" w:fill="FFFFFF"/>
+          </w:tcPr>
+          <w:p>
+            <w:r>
+              <w:rPr>
+                <w:sz w:val="18"/>
+              </w:rPr>
+              <w:t>MAIMOUNA KOURMANG (EQ35)</w:t>
+            </w:r>
+          </w:p>
+        </w:tc>
+        <w:tc>
+          <w:tcPr>
+            <w:tcW w:type="dxa" w:w="2160"/>
             <w:shd w:val="clear" w:color="auto" w:fill="FFFFFF"/>
           </w:tcPr>
           <w:p>
@@ -1062,43 +877,29 @@
         </w:tc>
         <w:tc>
           <w:tcPr>
-            <w:tcW w:type="dxa" w:w="1728"/>
-            <w:shd w:val="clear" w:color="auto" w:fill="FFFFFF"/>
-          </w:tcPr>
-          <w:p>
-            <w:r>
-              <w:rPr>
-                <w:sz w:val="18"/>
-              </w:rPr>
-              <w:t>4</w:t>
-            </w:r>
-          </w:p>
-        </w:tc>
-        <w:tc>
-          <w:tcPr>
-            <w:tcW w:type="dxa" w:w="1728"/>
-            <w:shd w:val="clear" w:color="auto" w:fill="FFFFFF"/>
-          </w:tcPr>
-          <w:p>
-            <w:r>
-              <w:rPr>
-                <w:sz w:val="18"/>
-              </w:rPr>
-              <w:t>0</w:t>
-            </w:r>
-          </w:p>
-        </w:tc>
-        <w:tc>
-          <w:tcPr>
-            <w:tcW w:type="dxa" w:w="1728"/>
-            <w:shd w:val="clear" w:color="auto" w:fill="FFFFFF"/>
-          </w:tcPr>
-          <w:p>
-            <w:r>
-              <w:rPr>
-                <w:sz w:val="18"/>
-              </w:rPr>
-              <w:t>40</w:t>
+            <w:tcW w:type="dxa" w:w="2160"/>
+            <w:shd w:val="clear" w:color="auto" w:fill="FFFFFF"/>
+          </w:tcPr>
+          <w:p>
+            <w:r>
+              <w:rPr>
+                <w:sz w:val="18"/>
+              </w:rPr>
+              <w:t>5</w:t>
+            </w:r>
+          </w:p>
+        </w:tc>
+        <w:tc>
+          <w:tcPr>
+            <w:tcW w:type="dxa" w:w="2160"/>
+            <w:shd w:val="clear" w:color="auto" w:fill="FFFFFF"/>
+          </w:tcPr>
+          <w:p>
+            <w:r>
+              <w:rPr>
+                <w:sz w:val="18"/>
+              </w:rPr>
+              <w:t>50</w:t>
             </w:r>
           </w:p>
         </w:tc>
@@ -1106,21 +907,21 @@
       <w:tr>
         <w:tc>
           <w:tcPr>
-            <w:tcW w:type="dxa" w:w="1728"/>
-            <w:shd w:val="clear" w:color="auto" w:fill="F4F8F7"/>
-          </w:tcPr>
-          <w:p>
-            <w:r>
-              <w:rPr>
-                <w:sz w:val="18"/>
-              </w:rPr>
-              <w:t>ALASSANE HENRY DIEDHIOU (EQ16)</w:t>
-            </w:r>
-          </w:p>
-        </w:tc>
-        <w:tc>
-          <w:tcPr>
-            <w:tcW w:type="dxa" w:w="1728"/>
+            <w:tcW w:type="dxa" w:w="2160"/>
+            <w:shd w:val="clear" w:color="auto" w:fill="F4F8F7"/>
+          </w:tcPr>
+          <w:p>
+            <w:r>
+              <w:rPr>
+                <w:sz w:val="18"/>
+              </w:rPr>
+              <w:t>MATAR GUEYE (EQ4)</w:t>
+            </w:r>
+          </w:p>
+        </w:tc>
+        <w:tc>
+          <w:tcPr>
+            <w:tcW w:type="dxa" w:w="2160"/>
             <w:shd w:val="clear" w:color="auto" w:fill="F4F8F7"/>
           </w:tcPr>
           <w:p>
@@ -1134,43 +935,29 @@
         </w:tc>
         <w:tc>
           <w:tcPr>
-            <w:tcW w:type="dxa" w:w="1728"/>
-            <w:shd w:val="clear" w:color="auto" w:fill="F4F8F7"/>
-          </w:tcPr>
-          <w:p>
-            <w:r>
-              <w:rPr>
-                <w:sz w:val="18"/>
-              </w:rPr>
-              <w:t>4</w:t>
-            </w:r>
-          </w:p>
-        </w:tc>
-        <w:tc>
-          <w:tcPr>
-            <w:tcW w:type="dxa" w:w="1728"/>
-            <w:shd w:val="clear" w:color="auto" w:fill="F4F8F7"/>
-          </w:tcPr>
-          <w:p>
-            <w:r>
-              <w:rPr>
-                <w:sz w:val="18"/>
-              </w:rPr>
-              <w:t>0</w:t>
-            </w:r>
-          </w:p>
-        </w:tc>
-        <w:tc>
-          <w:tcPr>
-            <w:tcW w:type="dxa" w:w="1728"/>
-            <w:shd w:val="clear" w:color="auto" w:fill="F4F8F7"/>
-          </w:tcPr>
-          <w:p>
-            <w:r>
-              <w:rPr>
-                <w:sz w:val="18"/>
-              </w:rPr>
-              <w:t>40</w:t>
+            <w:tcW w:type="dxa" w:w="2160"/>
+            <w:shd w:val="clear" w:color="auto" w:fill="F4F8F7"/>
+          </w:tcPr>
+          <w:p>
+            <w:r>
+              <w:rPr>
+                <w:sz w:val="18"/>
+              </w:rPr>
+              <w:t>5</w:t>
+            </w:r>
+          </w:p>
+        </w:tc>
+        <w:tc>
+          <w:tcPr>
+            <w:tcW w:type="dxa" w:w="2160"/>
+            <w:shd w:val="clear" w:color="auto" w:fill="F4F8F7"/>
+          </w:tcPr>
+          <w:p>
+            <w:r>
+              <w:rPr>
+                <w:sz w:val="18"/>
+              </w:rPr>
+              <w:t>50</w:t>
             </w:r>
           </w:p>
         </w:tc>
@@ -1178,21 +965,21 @@
       <w:tr>
         <w:tc>
           <w:tcPr>
-            <w:tcW w:type="dxa" w:w="1728"/>
-            <w:shd w:val="clear" w:color="auto" w:fill="FFFFFF"/>
-          </w:tcPr>
-          <w:p>
-            <w:r>
-              <w:rPr>
-                <w:sz w:val="18"/>
-              </w:rPr>
-              <w:t>MAMADOU MOURTALLA DIENG (EQ15)</w:t>
-            </w:r>
-          </w:p>
-        </w:tc>
-        <w:tc>
-          <w:tcPr>
-            <w:tcW w:type="dxa" w:w="1728"/>
+            <w:tcW w:type="dxa" w:w="2160"/>
+            <w:shd w:val="clear" w:color="auto" w:fill="FFFFFF"/>
+          </w:tcPr>
+          <w:p>
+            <w:r>
+              <w:rPr>
+                <w:sz w:val="18"/>
+              </w:rPr>
+              <w:t>DIARIETOU DJIBA (EQ5)</w:t>
+            </w:r>
+          </w:p>
+        </w:tc>
+        <w:tc>
+          <w:tcPr>
+            <w:tcW w:type="dxa" w:w="2160"/>
             <w:shd w:val="clear" w:color="auto" w:fill="FFFFFF"/>
           </w:tcPr>
           <w:p>
@@ -1206,43 +993,29 @@
         </w:tc>
         <w:tc>
           <w:tcPr>
-            <w:tcW w:type="dxa" w:w="1728"/>
-            <w:shd w:val="clear" w:color="auto" w:fill="FFFFFF"/>
-          </w:tcPr>
-          <w:p>
-            <w:r>
-              <w:rPr>
-                <w:sz w:val="18"/>
-              </w:rPr>
-              <w:t>4</w:t>
-            </w:r>
-          </w:p>
-        </w:tc>
-        <w:tc>
-          <w:tcPr>
-            <w:tcW w:type="dxa" w:w="1728"/>
-            <w:shd w:val="clear" w:color="auto" w:fill="FFFFFF"/>
-          </w:tcPr>
-          <w:p>
-            <w:r>
-              <w:rPr>
-                <w:sz w:val="18"/>
-              </w:rPr>
-              <w:t>0</w:t>
-            </w:r>
-          </w:p>
-        </w:tc>
-        <w:tc>
-          <w:tcPr>
-            <w:tcW w:type="dxa" w:w="1728"/>
-            <w:shd w:val="clear" w:color="auto" w:fill="FFFFFF"/>
-          </w:tcPr>
-          <w:p>
-            <w:r>
-              <w:rPr>
-                <w:sz w:val="18"/>
-              </w:rPr>
-              <w:t>40</w:t>
+            <w:tcW w:type="dxa" w:w="2160"/>
+            <w:shd w:val="clear" w:color="auto" w:fill="FFFFFF"/>
+          </w:tcPr>
+          <w:p>
+            <w:r>
+              <w:rPr>
+                <w:sz w:val="18"/>
+              </w:rPr>
+              <w:t>5</w:t>
+            </w:r>
+          </w:p>
+        </w:tc>
+        <w:tc>
+          <w:tcPr>
+            <w:tcW w:type="dxa" w:w="2160"/>
+            <w:shd w:val="clear" w:color="auto" w:fill="FFFFFF"/>
+          </w:tcPr>
+          <w:p>
+            <w:r>
+              <w:rPr>
+                <w:sz w:val="18"/>
+              </w:rPr>
+              <w:t>50</w:t>
             </w:r>
           </w:p>
         </w:tc>
@@ -1250,21 +1023,21 @@
       <w:tr>
         <w:tc>
           <w:tcPr>
-            <w:tcW w:type="dxa" w:w="1728"/>
-            <w:shd w:val="clear" w:color="auto" w:fill="F4F8F7"/>
-          </w:tcPr>
-          <w:p>
-            <w:r>
-              <w:rPr>
-                <w:sz w:val="18"/>
-              </w:rPr>
-              <w:t>MANSOUR NDAO (EQ20)</w:t>
-            </w:r>
-          </w:p>
-        </w:tc>
-        <w:tc>
-          <w:tcPr>
-            <w:tcW w:type="dxa" w:w="1728"/>
+            <w:tcW w:type="dxa" w:w="2160"/>
+            <w:shd w:val="clear" w:color="auto" w:fill="F4F8F7"/>
+          </w:tcPr>
+          <w:p>
+            <w:r>
+              <w:rPr>
+                <w:sz w:val="18"/>
+              </w:rPr>
+              <w:t>DJIBRIL BA (EQ6)</w:t>
+            </w:r>
+          </w:p>
+        </w:tc>
+        <w:tc>
+          <w:tcPr>
+            <w:tcW w:type="dxa" w:w="2160"/>
             <w:shd w:val="clear" w:color="auto" w:fill="F4F8F7"/>
           </w:tcPr>
           <w:p>
@@ -1278,43 +1051,29 @@
         </w:tc>
         <w:tc>
           <w:tcPr>
-            <w:tcW w:type="dxa" w:w="1728"/>
-            <w:shd w:val="clear" w:color="auto" w:fill="F4F8F7"/>
-          </w:tcPr>
-          <w:p>
-            <w:r>
-              <w:rPr>
-                <w:sz w:val="18"/>
-              </w:rPr>
-              <w:t>4</w:t>
-            </w:r>
-          </w:p>
-        </w:tc>
-        <w:tc>
-          <w:tcPr>
-            <w:tcW w:type="dxa" w:w="1728"/>
-            <w:shd w:val="clear" w:color="auto" w:fill="F4F8F7"/>
-          </w:tcPr>
-          <w:p>
-            <w:r>
-              <w:rPr>
-                <w:sz w:val="18"/>
-              </w:rPr>
-              <w:t>0</w:t>
-            </w:r>
-          </w:p>
-        </w:tc>
-        <w:tc>
-          <w:tcPr>
-            <w:tcW w:type="dxa" w:w="1728"/>
-            <w:shd w:val="clear" w:color="auto" w:fill="F4F8F7"/>
-          </w:tcPr>
-          <w:p>
-            <w:r>
-              <w:rPr>
-                <w:sz w:val="18"/>
-              </w:rPr>
-              <w:t>40</w:t>
+            <w:tcW w:type="dxa" w:w="2160"/>
+            <w:shd w:val="clear" w:color="auto" w:fill="F4F8F7"/>
+          </w:tcPr>
+          <w:p>
+            <w:r>
+              <w:rPr>
+                <w:sz w:val="18"/>
+              </w:rPr>
+              <w:t>5</w:t>
+            </w:r>
+          </w:p>
+        </w:tc>
+        <w:tc>
+          <w:tcPr>
+            <w:tcW w:type="dxa" w:w="2160"/>
+            <w:shd w:val="clear" w:color="auto" w:fill="F4F8F7"/>
+          </w:tcPr>
+          <w:p>
+            <w:r>
+              <w:rPr>
+                <w:sz w:val="18"/>
+              </w:rPr>
+              <w:t>50</w:t>
             </w:r>
           </w:p>
         </w:tc>
@@ -1322,21 +1081,21 @@
       <w:tr>
         <w:tc>
           <w:tcPr>
-            <w:tcW w:type="dxa" w:w="1728"/>
-            <w:shd w:val="clear" w:color="auto" w:fill="FFFFFF"/>
-          </w:tcPr>
-          <w:p>
-            <w:r>
-              <w:rPr>
-                <w:sz w:val="18"/>
-              </w:rPr>
-              <w:t>SOUDOU FAYE (EQ22)</w:t>
-            </w:r>
-          </w:p>
-        </w:tc>
-        <w:tc>
-          <w:tcPr>
-            <w:tcW w:type="dxa" w:w="1728"/>
+            <w:tcW w:type="dxa" w:w="2160"/>
+            <w:shd w:val="clear" w:color="auto" w:fill="FFFFFF"/>
+          </w:tcPr>
+          <w:p>
+            <w:r>
+              <w:rPr>
+                <w:sz w:val="18"/>
+              </w:rPr>
+              <w:t>ABIBOU NDIAYE (EQ30)</w:t>
+            </w:r>
+          </w:p>
+        </w:tc>
+        <w:tc>
+          <w:tcPr>
+            <w:tcW w:type="dxa" w:w="2160"/>
             <w:shd w:val="clear" w:color="auto" w:fill="FFFFFF"/>
           </w:tcPr>
           <w:p>
@@ -1350,43 +1109,29 @@
         </w:tc>
         <w:tc>
           <w:tcPr>
-            <w:tcW w:type="dxa" w:w="1728"/>
-            <w:shd w:val="clear" w:color="auto" w:fill="FFFFFF"/>
-          </w:tcPr>
-          <w:p>
-            <w:r>
-              <w:rPr>
-                <w:sz w:val="18"/>
-              </w:rPr>
-              <w:t>4</w:t>
-            </w:r>
-          </w:p>
-        </w:tc>
-        <w:tc>
-          <w:tcPr>
-            <w:tcW w:type="dxa" w:w="1728"/>
-            <w:shd w:val="clear" w:color="auto" w:fill="FFFFFF"/>
-          </w:tcPr>
-          <w:p>
-            <w:r>
-              <w:rPr>
-                <w:sz w:val="18"/>
-              </w:rPr>
-              <w:t>0</w:t>
-            </w:r>
-          </w:p>
-        </w:tc>
-        <w:tc>
-          <w:tcPr>
-            <w:tcW w:type="dxa" w:w="1728"/>
-            <w:shd w:val="clear" w:color="auto" w:fill="FFFFFF"/>
-          </w:tcPr>
-          <w:p>
-            <w:r>
-              <w:rPr>
-                <w:sz w:val="18"/>
-              </w:rPr>
-              <w:t>40</w:t>
+            <w:tcW w:type="dxa" w:w="2160"/>
+            <w:shd w:val="clear" w:color="auto" w:fill="FFFFFF"/>
+          </w:tcPr>
+          <w:p>
+            <w:r>
+              <w:rPr>
+                <w:sz w:val="18"/>
+              </w:rPr>
+              <w:t>5</w:t>
+            </w:r>
+          </w:p>
+        </w:tc>
+        <w:tc>
+          <w:tcPr>
+            <w:tcW w:type="dxa" w:w="2160"/>
+            <w:shd w:val="clear" w:color="auto" w:fill="FFFFFF"/>
+          </w:tcPr>
+          <w:p>
+            <w:r>
+              <w:rPr>
+                <w:sz w:val="18"/>
+              </w:rPr>
+              <w:t>50</w:t>
             </w:r>
           </w:p>
         </w:tc>
@@ -1394,21 +1139,21 @@
       <w:tr>
         <w:tc>
           <w:tcPr>
-            <w:tcW w:type="dxa" w:w="1728"/>
-            <w:shd w:val="clear" w:color="auto" w:fill="F4F8F7"/>
-          </w:tcPr>
-          <w:p>
-            <w:r>
-              <w:rPr>
-                <w:sz w:val="18"/>
-              </w:rPr>
-              <w:t>DAME NIANG (EQ23)</w:t>
-            </w:r>
-          </w:p>
-        </w:tc>
-        <w:tc>
-          <w:tcPr>
-            <w:tcW w:type="dxa" w:w="1728"/>
+            <w:tcW w:type="dxa" w:w="2160"/>
+            <w:shd w:val="clear" w:color="auto" w:fill="F4F8F7"/>
+          </w:tcPr>
+          <w:p>
+            <w:r>
+              <w:rPr>
+                <w:sz w:val="18"/>
+              </w:rPr>
+              <w:t>MODOU DIONE (EQ29)</w:t>
+            </w:r>
+          </w:p>
+        </w:tc>
+        <w:tc>
+          <w:tcPr>
+            <w:tcW w:type="dxa" w:w="2160"/>
             <w:shd w:val="clear" w:color="auto" w:fill="F4F8F7"/>
           </w:tcPr>
           <w:p>
@@ -1422,43 +1167,29 @@
         </w:tc>
         <w:tc>
           <w:tcPr>
-            <w:tcW w:type="dxa" w:w="1728"/>
-            <w:shd w:val="clear" w:color="auto" w:fill="F4F8F7"/>
-          </w:tcPr>
-          <w:p>
-            <w:r>
-              <w:rPr>
-                <w:sz w:val="18"/>
-              </w:rPr>
-              <w:t>4</w:t>
-            </w:r>
-          </w:p>
-        </w:tc>
-        <w:tc>
-          <w:tcPr>
-            <w:tcW w:type="dxa" w:w="1728"/>
-            <w:shd w:val="clear" w:color="auto" w:fill="F4F8F7"/>
-          </w:tcPr>
-          <w:p>
-            <w:r>
-              <w:rPr>
-                <w:sz w:val="18"/>
-              </w:rPr>
-              <w:t>0</w:t>
-            </w:r>
-          </w:p>
-        </w:tc>
-        <w:tc>
-          <w:tcPr>
-            <w:tcW w:type="dxa" w:w="1728"/>
-            <w:shd w:val="clear" w:color="auto" w:fill="F4F8F7"/>
-          </w:tcPr>
-          <w:p>
-            <w:r>
-              <w:rPr>
-                <w:sz w:val="18"/>
-              </w:rPr>
-              <w:t>40</w:t>
+            <w:tcW w:type="dxa" w:w="2160"/>
+            <w:shd w:val="clear" w:color="auto" w:fill="F4F8F7"/>
+          </w:tcPr>
+          <w:p>
+            <w:r>
+              <w:rPr>
+                <w:sz w:val="18"/>
+              </w:rPr>
+              <w:t>5</w:t>
+            </w:r>
+          </w:p>
+        </w:tc>
+        <w:tc>
+          <w:tcPr>
+            <w:tcW w:type="dxa" w:w="2160"/>
+            <w:shd w:val="clear" w:color="auto" w:fill="F4F8F7"/>
+          </w:tcPr>
+          <w:p>
+            <w:r>
+              <w:rPr>
+                <w:sz w:val="18"/>
+              </w:rPr>
+              <w:t>50</w:t>
             </w:r>
           </w:p>
         </w:tc>
@@ -1466,21 +1197,21 @@
       <w:tr>
         <w:tc>
           <w:tcPr>
-            <w:tcW w:type="dxa" w:w="1728"/>
-            <w:shd w:val="clear" w:color="auto" w:fill="FFFFFF"/>
-          </w:tcPr>
-          <w:p>
-            <w:r>
-              <w:rPr>
-                <w:sz w:val="18"/>
-              </w:rPr>
-              <w:t>AMINATA DJIBY NDIAYE (EQ13)</w:t>
-            </w:r>
-          </w:p>
-        </w:tc>
-        <w:tc>
-          <w:tcPr>
-            <w:tcW w:type="dxa" w:w="1728"/>
+            <w:tcW w:type="dxa" w:w="2160"/>
+            <w:shd w:val="clear" w:color="auto" w:fill="FFFFFF"/>
+          </w:tcPr>
+          <w:p>
+            <w:r>
+              <w:rPr>
+                <w:sz w:val="18"/>
+              </w:rPr>
+              <w:t>OUMAR WELE (EQ14)</w:t>
+            </w:r>
+          </w:p>
+        </w:tc>
+        <w:tc>
+          <w:tcPr>
+            <w:tcW w:type="dxa" w:w="2160"/>
             <w:shd w:val="clear" w:color="auto" w:fill="FFFFFF"/>
           </w:tcPr>
           <w:p>
@@ -1494,7 +1225,7 @@
         </w:tc>
         <w:tc>
           <w:tcPr>
-            <w:tcW w:type="dxa" w:w="1728"/>
+            <w:tcW w:type="dxa" w:w="2160"/>
             <w:shd w:val="clear" w:color="auto" w:fill="FFFFFF"/>
           </w:tcPr>
           <w:p>
@@ -1508,21 +1239,7 @@
         </w:tc>
         <w:tc>
           <w:tcPr>
-            <w:tcW w:type="dxa" w:w="1728"/>
-            <w:shd w:val="clear" w:color="auto" w:fill="FFFFFF"/>
-          </w:tcPr>
-          <w:p>
-            <w:r>
-              <w:rPr>
-                <w:sz w:val="18"/>
-              </w:rPr>
-              <w:t>0</w:t>
-            </w:r>
-          </w:p>
-        </w:tc>
-        <w:tc>
-          <w:tcPr>
-            <w:tcW w:type="dxa" w:w="1728"/>
+            <w:tcW w:type="dxa" w:w="2160"/>
             <w:shd w:val="clear" w:color="auto" w:fill="FFFFFF"/>
           </w:tcPr>
           <w:p>
@@ -1538,21 +1255,21 @@
       <w:tr>
         <w:tc>
           <w:tcPr>
-            <w:tcW w:type="dxa" w:w="1728"/>
-            <w:shd w:val="clear" w:color="auto" w:fill="F4F8F7"/>
-          </w:tcPr>
-          <w:p>
-            <w:r>
-              <w:rPr>
-                <w:sz w:val="18"/>
-              </w:rPr>
-              <w:t>DJIBRIL BA (EQ6)</w:t>
-            </w:r>
-          </w:p>
-        </w:tc>
-        <w:tc>
-          <w:tcPr>
-            <w:tcW w:type="dxa" w:w="1728"/>
+            <w:tcW w:type="dxa" w:w="2160"/>
+            <w:shd w:val="clear" w:color="auto" w:fill="F4F8F7"/>
+          </w:tcPr>
+          <w:p>
+            <w:r>
+              <w:rPr>
+                <w:sz w:val="18"/>
+              </w:rPr>
+              <w:t>FODE BAYO (EQ33)</w:t>
+            </w:r>
+          </w:p>
+        </w:tc>
+        <w:tc>
+          <w:tcPr>
+            <w:tcW w:type="dxa" w:w="2160"/>
             <w:shd w:val="clear" w:color="auto" w:fill="F4F8F7"/>
           </w:tcPr>
           <w:p>
@@ -1566,7 +1283,7 @@
         </w:tc>
         <w:tc>
           <w:tcPr>
-            <w:tcW w:type="dxa" w:w="1728"/>
+            <w:tcW w:type="dxa" w:w="2160"/>
             <w:shd w:val="clear" w:color="auto" w:fill="F4F8F7"/>
           </w:tcPr>
           <w:p>
@@ -1580,21 +1297,7 @@
         </w:tc>
         <w:tc>
           <w:tcPr>
-            <w:tcW w:type="dxa" w:w="1728"/>
-            <w:shd w:val="clear" w:color="auto" w:fill="F4F8F7"/>
-          </w:tcPr>
-          <w:p>
-            <w:r>
-              <w:rPr>
-                <w:sz w:val="18"/>
-              </w:rPr>
-              <w:t>0</w:t>
-            </w:r>
-          </w:p>
-        </w:tc>
-        <w:tc>
-          <w:tcPr>
-            <w:tcW w:type="dxa" w:w="1728"/>
+            <w:tcW w:type="dxa" w:w="2160"/>
             <w:shd w:val="clear" w:color="auto" w:fill="F4F8F7"/>
           </w:tcPr>
           <w:p>
@@ -1610,21 +1313,21 @@
       <w:tr>
         <w:tc>
           <w:tcPr>
-            <w:tcW w:type="dxa" w:w="1728"/>
-            <w:shd w:val="clear" w:color="auto" w:fill="FFFFFF"/>
-          </w:tcPr>
-          <w:p>
-            <w:r>
-              <w:rPr>
-                <w:sz w:val="18"/>
-              </w:rPr>
-              <w:t>ELHADJI DJIBRIL DIOUF (EQ27)</w:t>
-            </w:r>
-          </w:p>
-        </w:tc>
-        <w:tc>
-          <w:tcPr>
-            <w:tcW w:type="dxa" w:w="1728"/>
+            <w:tcW w:type="dxa" w:w="2160"/>
+            <w:shd w:val="clear" w:color="auto" w:fill="FFFFFF"/>
+          </w:tcPr>
+          <w:p>
+            <w:r>
+              <w:rPr>
+                <w:sz w:val="18"/>
+              </w:rPr>
+              <w:t>DAME NIANG (EQ23)</w:t>
+            </w:r>
+          </w:p>
+        </w:tc>
+        <w:tc>
+          <w:tcPr>
+            <w:tcW w:type="dxa" w:w="2160"/>
             <w:shd w:val="clear" w:color="auto" w:fill="FFFFFF"/>
           </w:tcPr>
           <w:p>
@@ -1638,7 +1341,7 @@
         </w:tc>
         <w:tc>
           <w:tcPr>
-            <w:tcW w:type="dxa" w:w="1728"/>
+            <w:tcW w:type="dxa" w:w="2160"/>
             <w:shd w:val="clear" w:color="auto" w:fill="FFFFFF"/>
           </w:tcPr>
           <w:p>
@@ -1652,21 +1355,7 @@
         </w:tc>
         <w:tc>
           <w:tcPr>
-            <w:tcW w:type="dxa" w:w="1728"/>
-            <w:shd w:val="clear" w:color="auto" w:fill="FFFFFF"/>
-          </w:tcPr>
-          <w:p>
-            <w:r>
-              <w:rPr>
-                <w:sz w:val="18"/>
-              </w:rPr>
-              <w:t>0</w:t>
-            </w:r>
-          </w:p>
-        </w:tc>
-        <w:tc>
-          <w:tcPr>
-            <w:tcW w:type="dxa" w:w="1728"/>
+            <w:tcW w:type="dxa" w:w="2160"/>
             <w:shd w:val="clear" w:color="auto" w:fill="FFFFFF"/>
           </w:tcPr>
           <w:p>
@@ -1682,21 +1371,21 @@
       <w:tr>
         <w:tc>
           <w:tcPr>
-            <w:tcW w:type="dxa" w:w="1728"/>
-            <w:shd w:val="clear" w:color="auto" w:fill="F4F8F7"/>
-          </w:tcPr>
-          <w:p>
-            <w:r>
-              <w:rPr>
-                <w:sz w:val="18"/>
-              </w:rPr>
-              <w:t>AWA DIALLO (EQ3)</w:t>
-            </w:r>
-          </w:p>
-        </w:tc>
-        <w:tc>
-          <w:tcPr>
-            <w:tcW w:type="dxa" w:w="1728"/>
+            <w:tcW w:type="dxa" w:w="2160"/>
+            <w:shd w:val="clear" w:color="auto" w:fill="F4F8F7"/>
+          </w:tcPr>
+          <w:p>
+            <w:r>
+              <w:rPr>
+                <w:sz w:val="18"/>
+              </w:rPr>
+              <w:t>SOUDOU FAYE (EQ22)</w:t>
+            </w:r>
+          </w:p>
+        </w:tc>
+        <w:tc>
+          <w:tcPr>
+            <w:tcW w:type="dxa" w:w="2160"/>
             <w:shd w:val="clear" w:color="auto" w:fill="F4F8F7"/>
           </w:tcPr>
           <w:p>
@@ -1710,7 +1399,7 @@
         </w:tc>
         <w:tc>
           <w:tcPr>
-            <w:tcW w:type="dxa" w:w="1728"/>
+            <w:tcW w:type="dxa" w:w="2160"/>
             <w:shd w:val="clear" w:color="auto" w:fill="F4F8F7"/>
           </w:tcPr>
           <w:p>
@@ -1724,21 +1413,7 @@
         </w:tc>
         <w:tc>
           <w:tcPr>
-            <w:tcW w:type="dxa" w:w="1728"/>
-            <w:shd w:val="clear" w:color="auto" w:fill="F4F8F7"/>
-          </w:tcPr>
-          <w:p>
-            <w:r>
-              <w:rPr>
-                <w:sz w:val="18"/>
-              </w:rPr>
-              <w:t>0</w:t>
-            </w:r>
-          </w:p>
-        </w:tc>
-        <w:tc>
-          <w:tcPr>
-            <w:tcW w:type="dxa" w:w="1728"/>
+            <w:tcW w:type="dxa" w:w="2160"/>
             <w:shd w:val="clear" w:color="auto" w:fill="F4F8F7"/>
           </w:tcPr>
           <w:p>
@@ -1754,21 +1429,21 @@
       <w:tr>
         <w:tc>
           <w:tcPr>
-            <w:tcW w:type="dxa" w:w="1728"/>
-            <w:shd w:val="clear" w:color="auto" w:fill="FFFFFF"/>
-          </w:tcPr>
-          <w:p>
-            <w:r>
-              <w:rPr>
-                <w:sz w:val="18"/>
-              </w:rPr>
-              <w:t>MODOU DIONE (EQ29)</w:t>
-            </w:r>
-          </w:p>
-        </w:tc>
-        <w:tc>
-          <w:tcPr>
-            <w:tcW w:type="dxa" w:w="1728"/>
+            <w:tcW w:type="dxa" w:w="2160"/>
+            <w:shd w:val="clear" w:color="auto" w:fill="FFFFFF"/>
+          </w:tcPr>
+          <w:p>
+            <w:r>
+              <w:rPr>
+                <w:sz w:val="18"/>
+              </w:rPr>
+              <w:t>OUSSEYNOU BOYE (EQ12)</w:t>
+            </w:r>
+          </w:p>
+        </w:tc>
+        <w:tc>
+          <w:tcPr>
+            <w:tcW w:type="dxa" w:w="2160"/>
             <w:shd w:val="clear" w:color="auto" w:fill="FFFFFF"/>
           </w:tcPr>
           <w:p>
@@ -1782,7 +1457,7 @@
         </w:tc>
         <w:tc>
           <w:tcPr>
-            <w:tcW w:type="dxa" w:w="1728"/>
+            <w:tcW w:type="dxa" w:w="2160"/>
             <w:shd w:val="clear" w:color="auto" w:fill="FFFFFF"/>
           </w:tcPr>
           <w:p>
@@ -1796,21 +1471,7 @@
         </w:tc>
         <w:tc>
           <w:tcPr>
-            <w:tcW w:type="dxa" w:w="1728"/>
-            <w:shd w:val="clear" w:color="auto" w:fill="FFFFFF"/>
-          </w:tcPr>
-          <w:p>
-            <w:r>
-              <w:rPr>
-                <w:sz w:val="18"/>
-              </w:rPr>
-              <w:t>0</w:t>
-            </w:r>
-          </w:p>
-        </w:tc>
-        <w:tc>
-          <w:tcPr>
-            <w:tcW w:type="dxa" w:w="1728"/>
+            <w:tcW w:type="dxa" w:w="2160"/>
             <w:shd w:val="clear" w:color="auto" w:fill="FFFFFF"/>
           </w:tcPr>
           <w:p>
@@ -1826,21 +1487,21 @@
       <w:tr>
         <w:tc>
           <w:tcPr>
-            <w:tcW w:type="dxa" w:w="1728"/>
-            <w:shd w:val="clear" w:color="auto" w:fill="F4F8F7"/>
-          </w:tcPr>
-          <w:p>
-            <w:r>
-              <w:rPr>
-                <w:sz w:val="18"/>
-              </w:rPr>
-              <w:t>SENABOU BADJI (EQ32)</w:t>
-            </w:r>
-          </w:p>
-        </w:tc>
-        <w:tc>
-          <w:tcPr>
-            <w:tcW w:type="dxa" w:w="1728"/>
+            <w:tcW w:type="dxa" w:w="2160"/>
+            <w:shd w:val="clear" w:color="auto" w:fill="F4F8F7"/>
+          </w:tcPr>
+          <w:p>
+            <w:r>
+              <w:rPr>
+                <w:sz w:val="18"/>
+              </w:rPr>
+              <w:t>MAMADOU MOURTALLA DIENG (EQ15)</w:t>
+            </w:r>
+          </w:p>
+        </w:tc>
+        <w:tc>
+          <w:tcPr>
+            <w:tcW w:type="dxa" w:w="2160"/>
             <w:shd w:val="clear" w:color="auto" w:fill="F4F8F7"/>
           </w:tcPr>
           <w:p>
@@ -1854,7 +1515,7 @@
         </w:tc>
         <w:tc>
           <w:tcPr>
-            <w:tcW w:type="dxa" w:w="1728"/>
+            <w:tcW w:type="dxa" w:w="2160"/>
             <w:shd w:val="clear" w:color="auto" w:fill="F4F8F7"/>
           </w:tcPr>
           <w:p>
@@ -1868,21 +1529,7 @@
         </w:tc>
         <w:tc>
           <w:tcPr>
-            <w:tcW w:type="dxa" w:w="1728"/>
-            <w:shd w:val="clear" w:color="auto" w:fill="F4F8F7"/>
-          </w:tcPr>
-          <w:p>
-            <w:r>
-              <w:rPr>
-                <w:sz w:val="18"/>
-              </w:rPr>
-              <w:t>0</w:t>
-            </w:r>
-          </w:p>
-        </w:tc>
-        <w:tc>
-          <w:tcPr>
-            <w:tcW w:type="dxa" w:w="1728"/>
+            <w:tcW w:type="dxa" w:w="2160"/>
             <w:shd w:val="clear" w:color="auto" w:fill="F4F8F7"/>
           </w:tcPr>
           <w:p>
@@ -1898,21 +1545,21 @@
       <w:tr>
         <w:tc>
           <w:tcPr>
-            <w:tcW w:type="dxa" w:w="1728"/>
-            <w:shd w:val="clear" w:color="auto" w:fill="FFFFFF"/>
-          </w:tcPr>
-          <w:p>
-            <w:r>
-              <w:rPr>
-                <w:sz w:val="18"/>
-              </w:rPr>
-              <w:t>ROKHAYA NGOM (EQ31)</w:t>
-            </w:r>
-          </w:p>
-        </w:tc>
-        <w:tc>
-          <w:tcPr>
-            <w:tcW w:type="dxa" w:w="1728"/>
+            <w:tcW w:type="dxa" w:w="2160"/>
+            <w:shd w:val="clear" w:color="auto" w:fill="FFFFFF"/>
+          </w:tcPr>
+          <w:p>
+            <w:r>
+              <w:rPr>
+                <w:sz w:val="18"/>
+              </w:rPr>
+              <w:t>ALASSANE HENRY DIEDHIOU (EQ16)</w:t>
+            </w:r>
+          </w:p>
+        </w:tc>
+        <w:tc>
+          <w:tcPr>
+            <w:tcW w:type="dxa" w:w="2160"/>
             <w:shd w:val="clear" w:color="auto" w:fill="FFFFFF"/>
           </w:tcPr>
           <w:p>
@@ -1926,7 +1573,7 @@
         </w:tc>
         <w:tc>
           <w:tcPr>
-            <w:tcW w:type="dxa" w:w="1728"/>
+            <w:tcW w:type="dxa" w:w="2160"/>
             <w:shd w:val="clear" w:color="auto" w:fill="FFFFFF"/>
           </w:tcPr>
           <w:p>
@@ -1940,21 +1587,7 @@
         </w:tc>
         <w:tc>
           <w:tcPr>
-            <w:tcW w:type="dxa" w:w="1728"/>
-            <w:shd w:val="clear" w:color="auto" w:fill="FFFFFF"/>
-          </w:tcPr>
-          <w:p>
-            <w:r>
-              <w:rPr>
-                <w:sz w:val="18"/>
-              </w:rPr>
-              <w:t>0</w:t>
-            </w:r>
-          </w:p>
-        </w:tc>
-        <w:tc>
-          <w:tcPr>
-            <w:tcW w:type="dxa" w:w="1728"/>
+            <w:tcW w:type="dxa" w:w="2160"/>
             <w:shd w:val="clear" w:color="auto" w:fill="FFFFFF"/>
           </w:tcPr>
           <w:p>
@@ -1970,21 +1603,21 @@
       <w:tr>
         <w:tc>
           <w:tcPr>
-            <w:tcW w:type="dxa" w:w="1728"/>
-            <w:shd w:val="clear" w:color="auto" w:fill="F4F8F7"/>
-          </w:tcPr>
-          <w:p>
-            <w:r>
-              <w:rPr>
-                <w:sz w:val="18"/>
-              </w:rPr>
-              <w:t>FODE BAYO (EQ33)</w:t>
-            </w:r>
-          </w:p>
-        </w:tc>
-        <w:tc>
-          <w:tcPr>
-            <w:tcW w:type="dxa" w:w="1728"/>
+            <w:tcW w:type="dxa" w:w="2160"/>
+            <w:shd w:val="clear" w:color="auto" w:fill="F4F8F7"/>
+          </w:tcPr>
+          <w:p>
+            <w:r>
+              <w:rPr>
+                <w:sz w:val="18"/>
+              </w:rPr>
+              <w:t>ALASSANE NDOYE DIALLO (EQ18)</w:t>
+            </w:r>
+          </w:p>
+        </w:tc>
+        <w:tc>
+          <w:tcPr>
+            <w:tcW w:type="dxa" w:w="2160"/>
             <w:shd w:val="clear" w:color="auto" w:fill="F4F8F7"/>
           </w:tcPr>
           <w:p>
@@ -1998,7 +1631,7 @@
         </w:tc>
         <w:tc>
           <w:tcPr>
-            <w:tcW w:type="dxa" w:w="1728"/>
+            <w:tcW w:type="dxa" w:w="2160"/>
             <w:shd w:val="clear" w:color="auto" w:fill="F4F8F7"/>
           </w:tcPr>
           <w:p>
@@ -2012,21 +1645,7 @@
         </w:tc>
         <w:tc>
           <w:tcPr>
-            <w:tcW w:type="dxa" w:w="1728"/>
-            <w:shd w:val="clear" w:color="auto" w:fill="F4F8F7"/>
-          </w:tcPr>
-          <w:p>
-            <w:r>
-              <w:rPr>
-                <w:sz w:val="18"/>
-              </w:rPr>
-              <w:t>0</w:t>
-            </w:r>
-          </w:p>
-        </w:tc>
-        <w:tc>
-          <w:tcPr>
-            <w:tcW w:type="dxa" w:w="1728"/>
+            <w:tcW w:type="dxa" w:w="2160"/>
             <w:shd w:val="clear" w:color="auto" w:fill="F4F8F7"/>
           </w:tcPr>
           <w:p>
@@ -2042,21 +1661,21 @@
       <w:tr>
         <w:tc>
           <w:tcPr>
-            <w:tcW w:type="dxa" w:w="1728"/>
-            <w:shd w:val="clear" w:color="auto" w:fill="FFFFFF"/>
-          </w:tcPr>
-          <w:p>
-            <w:r>
-              <w:rPr>
-                <w:sz w:val="18"/>
-              </w:rPr>
-              <w:t>ABIBOU NDIAYE (EQ30)</w:t>
-            </w:r>
-          </w:p>
-        </w:tc>
-        <w:tc>
-          <w:tcPr>
-            <w:tcW w:type="dxa" w:w="1728"/>
+            <w:tcW w:type="dxa" w:w="2160"/>
+            <w:shd w:val="clear" w:color="auto" w:fill="FFFFFF"/>
+          </w:tcPr>
+          <w:p>
+            <w:r>
+              <w:rPr>
+                <w:sz w:val="18"/>
+              </w:rPr>
+              <w:t>DOUDOU SANE (EQ19)</w:t>
+            </w:r>
+          </w:p>
+        </w:tc>
+        <w:tc>
+          <w:tcPr>
+            <w:tcW w:type="dxa" w:w="2160"/>
             <w:shd w:val="clear" w:color="auto" w:fill="FFFFFF"/>
           </w:tcPr>
           <w:p>
@@ -2070,7 +1689,7 @@
         </w:tc>
         <w:tc>
           <w:tcPr>
-            <w:tcW w:type="dxa" w:w="1728"/>
+            <w:tcW w:type="dxa" w:w="2160"/>
             <w:shd w:val="clear" w:color="auto" w:fill="FFFFFF"/>
           </w:tcPr>
           <w:p>
@@ -2084,21 +1703,7 @@
         </w:tc>
         <w:tc>
           <w:tcPr>
-            <w:tcW w:type="dxa" w:w="1728"/>
-            <w:shd w:val="clear" w:color="auto" w:fill="FFFFFF"/>
-          </w:tcPr>
-          <w:p>
-            <w:r>
-              <w:rPr>
-                <w:sz w:val="18"/>
-              </w:rPr>
-              <w:t>0</w:t>
-            </w:r>
-          </w:p>
-        </w:tc>
-        <w:tc>
-          <w:tcPr>
-            <w:tcW w:type="dxa" w:w="1728"/>
+            <w:tcW w:type="dxa" w:w="2160"/>
             <w:shd w:val="clear" w:color="auto" w:fill="FFFFFF"/>
           </w:tcPr>
           <w:p>
@@ -2114,21 +1719,21 @@
       <w:tr>
         <w:tc>
           <w:tcPr>
-            <w:tcW w:type="dxa" w:w="1728"/>
-            <w:shd w:val="clear" w:color="auto" w:fill="F4F8F7"/>
-          </w:tcPr>
-          <w:p>
-            <w:r>
-              <w:rPr>
-                <w:sz w:val="18"/>
-              </w:rPr>
-              <w:t>ABDOU KHADRE FALL (EQ8)</w:t>
-            </w:r>
-          </w:p>
-        </w:tc>
-        <w:tc>
-          <w:tcPr>
-            <w:tcW w:type="dxa" w:w="1728"/>
+            <w:tcW w:type="dxa" w:w="2160"/>
+            <w:shd w:val="clear" w:color="auto" w:fill="F4F8F7"/>
+          </w:tcPr>
+          <w:p>
+            <w:r>
+              <w:rPr>
+                <w:sz w:val="18"/>
+              </w:rPr>
+              <w:t>OUSMANE MBENGUE (EQ28)</w:t>
+            </w:r>
+          </w:p>
+        </w:tc>
+        <w:tc>
+          <w:tcPr>
+            <w:tcW w:type="dxa" w:w="2160"/>
             <w:shd w:val="clear" w:color="auto" w:fill="F4F8F7"/>
           </w:tcPr>
           <w:p>
@@ -2142,7 +1747,7 @@
         </w:tc>
         <w:tc>
           <w:tcPr>
-            <w:tcW w:type="dxa" w:w="1728"/>
+            <w:tcW w:type="dxa" w:w="2160"/>
             <w:shd w:val="clear" w:color="auto" w:fill="F4F8F7"/>
           </w:tcPr>
           <w:p>
@@ -2156,21 +1761,7 @@
         </w:tc>
         <w:tc>
           <w:tcPr>
-            <w:tcW w:type="dxa" w:w="1728"/>
-            <w:shd w:val="clear" w:color="auto" w:fill="F4F8F7"/>
-          </w:tcPr>
-          <w:p>
-            <w:r>
-              <w:rPr>
-                <w:sz w:val="18"/>
-              </w:rPr>
-              <w:t>0</w:t>
-            </w:r>
-          </w:p>
-        </w:tc>
-        <w:tc>
-          <w:tcPr>
-            <w:tcW w:type="dxa" w:w="1728"/>
+            <w:tcW w:type="dxa" w:w="2160"/>
             <w:shd w:val="clear" w:color="auto" w:fill="F4F8F7"/>
           </w:tcPr>
           <w:p>
@@ -2186,21 +1777,21 @@
       <w:tr>
         <w:tc>
           <w:tcPr>
-            <w:tcW w:type="dxa" w:w="1728"/>
-            <w:shd w:val="clear" w:color="auto" w:fill="FFFFFF"/>
-          </w:tcPr>
-          <w:p>
-            <w:r>
-              <w:rPr>
-                <w:sz w:val="18"/>
-              </w:rPr>
-              <w:t>MAME DIARRA COLY (EQ34)</w:t>
-            </w:r>
-          </w:p>
-        </w:tc>
-        <w:tc>
-          <w:tcPr>
-            <w:tcW w:type="dxa" w:w="1728"/>
+            <w:tcW w:type="dxa" w:w="2160"/>
+            <w:shd w:val="clear" w:color="auto" w:fill="FFFFFF"/>
+          </w:tcPr>
+          <w:p>
+            <w:r>
+              <w:rPr>
+                <w:sz w:val="18"/>
+              </w:rPr>
+              <w:t>SENABOU BADJI (EQ32)</w:t>
+            </w:r>
+          </w:p>
+        </w:tc>
+        <w:tc>
+          <w:tcPr>
+            <w:tcW w:type="dxa" w:w="2160"/>
             <w:shd w:val="clear" w:color="auto" w:fill="FFFFFF"/>
           </w:tcPr>
           <w:p>
@@ -2214,7 +1805,7 @@
         </w:tc>
         <w:tc>
           <w:tcPr>
-            <w:tcW w:type="dxa" w:w="1728"/>
+            <w:tcW w:type="dxa" w:w="2160"/>
             <w:shd w:val="clear" w:color="auto" w:fill="FFFFFF"/>
           </w:tcPr>
           <w:p>
@@ -2228,21 +1819,7 @@
         </w:tc>
         <w:tc>
           <w:tcPr>
-            <w:tcW w:type="dxa" w:w="1728"/>
-            <w:shd w:val="clear" w:color="auto" w:fill="FFFFFF"/>
-          </w:tcPr>
-          <w:p>
-            <w:r>
-              <w:rPr>
-                <w:sz w:val="18"/>
-              </w:rPr>
-              <w:t>0</w:t>
-            </w:r>
-          </w:p>
-        </w:tc>
-        <w:tc>
-          <w:tcPr>
-            <w:tcW w:type="dxa" w:w="1728"/>
+            <w:tcW w:type="dxa" w:w="2160"/>
             <w:shd w:val="clear" w:color="auto" w:fill="FFFFFF"/>
           </w:tcPr>
           <w:p>
@@ -2258,21 +1835,21 @@
       <w:tr>
         <w:tc>
           <w:tcPr>
-            <w:tcW w:type="dxa" w:w="1728"/>
-            <w:shd w:val="clear" w:color="auto" w:fill="F4F8F7"/>
-          </w:tcPr>
-          <w:p>
-            <w:r>
-              <w:rPr>
-                <w:sz w:val="18"/>
-              </w:rPr>
-              <w:t>MAIMOUNA KOURMANG (EQ35)</w:t>
-            </w:r>
-          </w:p>
-        </w:tc>
-        <w:tc>
-          <w:tcPr>
-            <w:tcW w:type="dxa" w:w="1728"/>
+            <w:tcW w:type="dxa" w:w="2160"/>
+            <w:shd w:val="clear" w:color="auto" w:fill="F4F8F7"/>
+          </w:tcPr>
+          <w:p>
+            <w:r>
+              <w:rPr>
+                <w:sz w:val="18"/>
+              </w:rPr>
+              <w:t>ROKHAYA NGOM (EQ31)</w:t>
+            </w:r>
+          </w:p>
+        </w:tc>
+        <w:tc>
+          <w:tcPr>
+            <w:tcW w:type="dxa" w:w="2160"/>
             <w:shd w:val="clear" w:color="auto" w:fill="F4F8F7"/>
           </w:tcPr>
           <w:p>
@@ -2286,7 +1863,7 @@
         </w:tc>
         <w:tc>
           <w:tcPr>
-            <w:tcW w:type="dxa" w:w="1728"/>
+            <w:tcW w:type="dxa" w:w="2160"/>
             <w:shd w:val="clear" w:color="auto" w:fill="F4F8F7"/>
           </w:tcPr>
           <w:p>
@@ -2300,21 +1877,7 @@
         </w:tc>
         <w:tc>
           <w:tcPr>
-            <w:tcW w:type="dxa" w:w="1728"/>
-            <w:shd w:val="clear" w:color="auto" w:fill="F4F8F7"/>
-          </w:tcPr>
-          <w:p>
-            <w:r>
-              <w:rPr>
-                <w:sz w:val="18"/>
-              </w:rPr>
-              <w:t>0</w:t>
-            </w:r>
-          </w:p>
-        </w:tc>
-        <w:tc>
-          <w:tcPr>
-            <w:tcW w:type="dxa" w:w="1728"/>
+            <w:tcW w:type="dxa" w:w="2160"/>
             <w:shd w:val="clear" w:color="auto" w:fill="F4F8F7"/>
           </w:tcPr>
           <w:p>
@@ -2330,21 +1893,21 @@
       <w:tr>
         <w:tc>
           <w:tcPr>
-            <w:tcW w:type="dxa" w:w="1728"/>
-            <w:shd w:val="clear" w:color="auto" w:fill="FFFFFF"/>
-          </w:tcPr>
-          <w:p>
-            <w:r>
-              <w:rPr>
-                <w:sz w:val="18"/>
-              </w:rPr>
-              <w:t>DIARIETOU DJIBA (EQ5)</w:t>
-            </w:r>
-          </w:p>
-        </w:tc>
-        <w:tc>
-          <w:tcPr>
-            <w:tcW w:type="dxa" w:w="1728"/>
+            <w:tcW w:type="dxa" w:w="2160"/>
+            <w:shd w:val="clear" w:color="auto" w:fill="FFFFFF"/>
+          </w:tcPr>
+          <w:p>
+            <w:r>
+              <w:rPr>
+                <w:sz w:val="18"/>
+              </w:rPr>
+              <w:t>AWA DIALLO (EQ3)</w:t>
+            </w:r>
+          </w:p>
+        </w:tc>
+        <w:tc>
+          <w:tcPr>
+            <w:tcW w:type="dxa" w:w="2160"/>
             <w:shd w:val="clear" w:color="auto" w:fill="FFFFFF"/>
           </w:tcPr>
           <w:p>
@@ -2358,7 +1921,7 @@
         </w:tc>
         <w:tc>
           <w:tcPr>
-            <w:tcW w:type="dxa" w:w="1728"/>
+            <w:tcW w:type="dxa" w:w="2160"/>
             <w:shd w:val="clear" w:color="auto" w:fill="FFFFFF"/>
           </w:tcPr>
           <w:p>
@@ -2372,21 +1935,7 @@
         </w:tc>
         <w:tc>
           <w:tcPr>
-            <w:tcW w:type="dxa" w:w="1728"/>
-            <w:shd w:val="clear" w:color="auto" w:fill="FFFFFF"/>
-          </w:tcPr>
-          <w:p>
-            <w:r>
-              <w:rPr>
-                <w:sz w:val="18"/>
-              </w:rPr>
-              <w:t>0</w:t>
-            </w:r>
-          </w:p>
-        </w:tc>
-        <w:tc>
-          <w:tcPr>
-            <w:tcW w:type="dxa" w:w="1728"/>
+            <w:tcW w:type="dxa" w:w="2160"/>
             <w:shd w:val="clear" w:color="auto" w:fill="FFFFFF"/>
           </w:tcPr>
           <w:p>
@@ -2402,35 +1951,35 @@
       <w:tr>
         <w:tc>
           <w:tcPr>
-            <w:tcW w:type="dxa" w:w="1728"/>
-            <w:shd w:val="clear" w:color="auto" w:fill="F4F8F7"/>
-          </w:tcPr>
-          <w:p>
-            <w:r>
-              <w:rPr>
-                <w:sz w:val="18"/>
-              </w:rPr>
-              <w:t>BABACAR SENE (EQ9)</w:t>
-            </w:r>
-          </w:p>
-        </w:tc>
-        <w:tc>
-          <w:tcPr>
-            <w:tcW w:type="dxa" w:w="1728"/>
-            <w:shd w:val="clear" w:color="auto" w:fill="F4F8F7"/>
-          </w:tcPr>
-          <w:p>
-            <w:r>
-              <w:rPr>
-                <w:sz w:val="18"/>
-              </w:rPr>
-              <w:t>11</w:t>
-            </w:r>
-          </w:p>
-        </w:tc>
-        <w:tc>
-          <w:tcPr>
-            <w:tcW w:type="dxa" w:w="1728"/>
+            <w:tcW w:type="dxa" w:w="2160"/>
+            <w:shd w:val="clear" w:color="auto" w:fill="F4F8F7"/>
+          </w:tcPr>
+          <w:p>
+            <w:r>
+              <w:rPr>
+                <w:sz w:val="18"/>
+              </w:rPr>
+              <w:t>ABDOU KHADRE FALL (EQ8)</w:t>
+            </w:r>
+          </w:p>
+        </w:tc>
+        <w:tc>
+          <w:tcPr>
+            <w:tcW w:type="dxa" w:w="2160"/>
+            <w:shd w:val="clear" w:color="auto" w:fill="F4F8F7"/>
+          </w:tcPr>
+          <w:p>
+            <w:r>
+              <w:rPr>
+                <w:sz w:val="18"/>
+              </w:rPr>
+              <w:t>10</w:t>
+            </w:r>
+          </w:p>
+        </w:tc>
+        <w:tc>
+          <w:tcPr>
+            <w:tcW w:type="dxa" w:w="2160"/>
             <w:shd w:val="clear" w:color="auto" w:fill="F4F8F7"/>
           </w:tcPr>
           <w:p>
@@ -2444,29 +1993,15 @@
         </w:tc>
         <w:tc>
           <w:tcPr>
-            <w:tcW w:type="dxa" w:w="1728"/>
-            <w:shd w:val="clear" w:color="auto" w:fill="F4F8F7"/>
-          </w:tcPr>
-          <w:p>
-            <w:r>
-              <w:rPr>
-                <w:sz w:val="18"/>
-              </w:rPr>
-              <w:t>0</w:t>
-            </w:r>
-          </w:p>
-        </w:tc>
-        <w:tc>
-          <w:tcPr>
-            <w:tcW w:type="dxa" w:w="1728"/>
-            <w:shd w:val="clear" w:color="auto" w:fill="F4F8F7"/>
-          </w:tcPr>
-          <w:p>
-            <w:r>
-              <w:rPr>
-                <w:sz w:val="18"/>
-              </w:rPr>
-              <w:t>36,4</w:t>
+            <w:tcW w:type="dxa" w:w="2160"/>
+            <w:shd w:val="clear" w:color="auto" w:fill="F4F8F7"/>
+          </w:tcPr>
+          <w:p>
+            <w:r>
+              <w:rPr>
+                <w:sz w:val="18"/>
+              </w:rPr>
+              <w:t>40</w:t>
             </w:r>
           </w:p>
         </w:tc>
@@ -2474,7 +2009,7 @@
       <w:tr>
         <w:tc>
           <w:tcPr>
-            <w:tcW w:type="dxa" w:w="1728"/>
+            <w:tcW w:type="dxa" w:w="2160"/>
             <w:shd w:val="clear" w:color="auto" w:fill="FFFFFF"/>
           </w:tcPr>
           <w:p>
@@ -2488,7 +2023,7 @@
         </w:tc>
         <w:tc>
           <w:tcPr>
-            <w:tcW w:type="dxa" w:w="1728"/>
+            <w:tcW w:type="dxa" w:w="2160"/>
             <w:shd w:val="clear" w:color="auto" w:fill="FFFFFF"/>
           </w:tcPr>
           <w:p>
@@ -2502,7 +2037,7 @@
         </w:tc>
         <w:tc>
           <w:tcPr>
-            <w:tcW w:type="dxa" w:w="1728"/>
+            <w:tcW w:type="dxa" w:w="2160"/>
             <w:shd w:val="clear" w:color="auto" w:fill="FFFFFF"/>
           </w:tcPr>
           <w:p>
@@ -2516,21 +2051,7 @@
         </w:tc>
         <w:tc>
           <w:tcPr>
-            <w:tcW w:type="dxa" w:w="1728"/>
-            <w:shd w:val="clear" w:color="auto" w:fill="FFFFFF"/>
-          </w:tcPr>
-          <w:p>
-            <w:r>
-              <w:rPr>
-                <w:sz w:val="18"/>
-              </w:rPr>
-              <w:t>0</w:t>
-            </w:r>
-          </w:p>
-        </w:tc>
-        <w:tc>
-          <w:tcPr>
-            <w:tcW w:type="dxa" w:w="1728"/>
+            <w:tcW w:type="dxa" w:w="2160"/>
             <w:shd w:val="clear" w:color="auto" w:fill="FFFFFF"/>
           </w:tcPr>
           <w:p>
@@ -2546,71 +2067,57 @@
       <w:tr>
         <w:tc>
           <w:tcPr>
-            <w:tcW w:type="dxa" w:w="1728"/>
-            <w:shd w:val="clear" w:color="auto" w:fill="F4F8F7"/>
-          </w:tcPr>
-          <w:p>
-            <w:r>
-              <w:rPr>
-                <w:sz w:val="18"/>
-              </w:rPr>
-              <w:t>AL HASSANE DIOUF (EQ21)</w:t>
-            </w:r>
-          </w:p>
-        </w:tc>
-        <w:tc>
-          <w:tcPr>
-            <w:tcW w:type="dxa" w:w="1728"/>
-            <w:shd w:val="clear" w:color="auto" w:fill="F4F8F7"/>
-          </w:tcPr>
-          <w:p>
-            <w:r>
-              <w:rPr>
-                <w:sz w:val="18"/>
-              </w:rPr>
-              <w:t>10</w:t>
-            </w:r>
-          </w:p>
-        </w:tc>
-        <w:tc>
-          <w:tcPr>
-            <w:tcW w:type="dxa" w:w="1728"/>
-            <w:shd w:val="clear" w:color="auto" w:fill="F4F8F7"/>
-          </w:tcPr>
-          <w:p>
-            <w:r>
-              <w:rPr>
-                <w:sz w:val="18"/>
-              </w:rPr>
-              <w:t>3</w:t>
-            </w:r>
-          </w:p>
-        </w:tc>
-        <w:tc>
-          <w:tcPr>
-            <w:tcW w:type="dxa" w:w="1728"/>
-            <w:shd w:val="clear" w:color="auto" w:fill="F4F8F7"/>
-          </w:tcPr>
-          <w:p>
-            <w:r>
-              <w:rPr>
-                <w:sz w:val="18"/>
-              </w:rPr>
-              <w:t>0</w:t>
-            </w:r>
-          </w:p>
-        </w:tc>
-        <w:tc>
-          <w:tcPr>
-            <w:tcW w:type="dxa" w:w="1728"/>
-            <w:shd w:val="clear" w:color="auto" w:fill="F4F8F7"/>
-          </w:tcPr>
-          <w:p>
-            <w:r>
-              <w:rPr>
-                <w:sz w:val="18"/>
-              </w:rPr>
-              <w:t>30</w:t>
+            <w:tcW w:type="dxa" w:w="2160"/>
+            <w:shd w:val="clear" w:color="auto" w:fill="F4F8F7"/>
+          </w:tcPr>
+          <w:p>
+            <w:r>
+              <w:rPr>
+                <w:sz w:val="18"/>
+              </w:rPr>
+              <w:t>BABACAR SENE (EQ9)</w:t>
+            </w:r>
+          </w:p>
+        </w:tc>
+        <w:tc>
+          <w:tcPr>
+            <w:tcW w:type="dxa" w:w="2160"/>
+            <w:shd w:val="clear" w:color="auto" w:fill="F4F8F7"/>
+          </w:tcPr>
+          <w:p>
+            <w:r>
+              <w:rPr>
+                <w:sz w:val="18"/>
+              </w:rPr>
+              <w:t>11</w:t>
+            </w:r>
+          </w:p>
+        </w:tc>
+        <w:tc>
+          <w:tcPr>
+            <w:tcW w:type="dxa" w:w="2160"/>
+            <w:shd w:val="clear" w:color="auto" w:fill="F4F8F7"/>
+          </w:tcPr>
+          <w:p>
+            <w:r>
+              <w:rPr>
+                <w:sz w:val="18"/>
+              </w:rPr>
+              <w:t>4</w:t>
+            </w:r>
+          </w:p>
+        </w:tc>
+        <w:tc>
+          <w:tcPr>
+            <w:tcW w:type="dxa" w:w="2160"/>
+            <w:shd w:val="clear" w:color="auto" w:fill="F4F8F7"/>
+          </w:tcPr>
+          <w:p>
+            <w:r>
+              <w:rPr>
+                <w:sz w:val="18"/>
+              </w:rPr>
+              <w:t>36,4</w:t>
             </w:r>
           </w:p>
         </w:tc>
@@ -2618,21 +2125,21 @@
       <w:tr>
         <w:tc>
           <w:tcPr>
-            <w:tcW w:type="dxa" w:w="1728"/>
-            <w:shd w:val="clear" w:color="auto" w:fill="FFFFFF"/>
-          </w:tcPr>
-          <w:p>
-            <w:r>
-              <w:rPr>
-                <w:sz w:val="18"/>
-              </w:rPr>
-              <w:t>OUSMANE MBENGUE (EQ28)</w:t>
-            </w:r>
-          </w:p>
-        </w:tc>
-        <w:tc>
-          <w:tcPr>
-            <w:tcW w:type="dxa" w:w="1728"/>
+            <w:tcW w:type="dxa" w:w="2160"/>
+            <w:shd w:val="clear" w:color="auto" w:fill="FFFFFF"/>
+          </w:tcPr>
+          <w:p>
+            <w:r>
+              <w:rPr>
+                <w:sz w:val="18"/>
+              </w:rPr>
+              <w:t>AL HASSANE DIOUF (EQ21)</w:t>
+            </w:r>
+          </w:p>
+        </w:tc>
+        <w:tc>
+          <w:tcPr>
+            <w:tcW w:type="dxa" w:w="2160"/>
             <w:shd w:val="clear" w:color="auto" w:fill="FFFFFF"/>
           </w:tcPr>
           <w:p>
@@ -2646,7 +2153,7 @@
         </w:tc>
         <w:tc>
           <w:tcPr>
-            <w:tcW w:type="dxa" w:w="1728"/>
+            <w:tcW w:type="dxa" w:w="2160"/>
             <w:shd w:val="clear" w:color="auto" w:fill="FFFFFF"/>
           </w:tcPr>
           <w:p>
@@ -2660,21 +2167,7 @@
         </w:tc>
         <w:tc>
           <w:tcPr>
-            <w:tcW w:type="dxa" w:w="1728"/>
-            <w:shd w:val="clear" w:color="auto" w:fill="FFFFFF"/>
-          </w:tcPr>
-          <w:p>
-            <w:r>
-              <w:rPr>
-                <w:sz w:val="18"/>
-              </w:rPr>
-              <w:t>4</w:t>
-            </w:r>
-          </w:p>
-        </w:tc>
-        <w:tc>
-          <w:tcPr>
-            <w:tcW w:type="dxa" w:w="1728"/>
+            <w:tcW w:type="dxa" w:w="2160"/>
             <w:shd w:val="clear" w:color="auto" w:fill="FFFFFF"/>
           </w:tcPr>
           <w:p>
@@ -35689,7 +35182,7 @@
           <w:color w:val="64748B"/>
           <w:sz w:val="16"/>
         </w:rPr>
-        <w:t>Rapport généré automatiquement le 2026-06-24 22:11</w:t>
+        <w:t>Rapport généré automatiquement le 2026-06-24 22:52</w:t>
       </w:r>
     </w:p>
     <w:sectPr>
